--- a/paper/TAIG_2026_ExtendedAbstract_中文版.docx
+++ b/paper/TAIG_2026_ExtendedAbstract_中文版.docx
@@ -262,7 +262,7 @@
           <w:sz w:val="21"/>
           <w:szCs w:val="21"/>
         </w:rPr>
-        <w:t>摘要</w:t>
+        <w:t>摘要:电动汽车充电基础设施的快速扩张对运营监控与故障诊断提出严峻挑战,但现有方法普遍缺乏对跨站点泛化与监管合规的系统性回应。本文基于30 座充电站 155.6 万采样点(全量数据集),提出可解释异常检测框架:多模态注意力融合检测器 Token-Attn 将六通道原始时序与 62 维手工特征在同一注意力空间融合,并配合自注意力、置换特征重要性与特征组消融三路可解释归因。在新站点(owner 7-8)跨域测试中,Token-Attn 经 7-seed 概率集成达到 PR-AUC=0.918、AUC=0.990,显著超越 LightGBM(0.868,bootstrap p=0.026)、高于 XGBoost(0.887,p=0.143)。成因机制分析揭示故障本质为"高功率未衰减的异常终止"(电气中断型 95.3%、超温型 4.7%),温度升高是充电时长的伴随结果而非原因。本文进一步提出面向 EU AI Act 的合规方案。</w:t>
       </w:r>
       <w:r>
         <w:rPr>
@@ -273,448 +273,398 @@
           <w:sz w:val="21"/>
           <w:szCs w:val="21"/>
         </w:rPr>
-        <w:t>:</w:t>
-      </w:r>
-      <w:r>
-        <w:rPr>
-          <w:rFonts w:ascii="Times New Roman" w:hAnsi="Times New Roman" w:cs="Times New Roman"/>
-          <w:color w:val="000000"/>
-          <w:sz w:val="21"/>
-          <w:szCs w:val="21"/>
-        </w:rPr>
-        <w:t>电动汽车充电基础设施的快速扩张对运营监控与故障诊断提出严峻挑战</w:t>
-      </w:r>
-      <w:r>
-        <w:rPr>
-          <w:rFonts w:ascii="Times New Roman" w:hAnsi="Times New Roman" w:cs="Times New Roman"/>
-          <w:color w:val="000000"/>
-          <w:sz w:val="21"/>
-          <w:szCs w:val="21"/>
-        </w:rPr>
-        <w:t>,</w:t>
-      </w:r>
-      <w:r>
-        <w:rPr>
-          <w:rFonts w:ascii="Times New Roman" w:hAnsi="Times New Roman" w:cs="Times New Roman"/>
-          <w:color w:val="000000"/>
-          <w:sz w:val="21"/>
-          <w:szCs w:val="21"/>
-        </w:rPr>
-        <w:t>但现有方法普遍缺乏对跨站点泛化与监管合规的系统性回应。本文基于</w:t>
-      </w:r>
-      <w:r>
-        <w:rPr>
-          <w:rFonts w:ascii="Times New Roman" w:hAnsi="Times New Roman" w:cs="Times New Roman"/>
-          <w:color w:val="000000"/>
-          <w:sz w:val="21"/>
-          <w:szCs w:val="21"/>
-        </w:rPr>
-        <w:t xml:space="preserve">30 </w:t>
-      </w:r>
-      <w:r>
-        <w:rPr>
-          <w:rFonts w:ascii="Times New Roman" w:hAnsi="Times New Roman" w:cs="Times New Roman"/>
-          <w:color w:val="000000"/>
-          <w:sz w:val="21"/>
-          <w:szCs w:val="21"/>
-        </w:rPr>
-        <w:t>座充电站</w:t>
-      </w:r>
-      <w:r>
-        <w:rPr>
-          <w:rFonts w:ascii="Times New Roman" w:hAnsi="Times New Roman" w:cs="Times New Roman"/>
-          <w:color w:val="000000"/>
-          <w:sz w:val="21"/>
-          <w:szCs w:val="21"/>
-        </w:rPr>
-        <w:t xml:space="preserve"> </w:t>
-      </w:r>
-      <w:r>
-        <w:rPr>
-          <w:rFonts w:ascii="Times New Roman" w:hAnsi="Times New Roman" w:cs="Times New Roman"/>
-          <w:color w:val="000000"/>
-          <w:sz w:val="21"/>
-          <w:szCs w:val="21"/>
-        </w:rPr>
-        <w:t xml:space="preserve">155.6 </w:t>
-      </w:r>
-      <w:r>
-        <w:rPr>
-          <w:rFonts w:ascii="Times New Roman" w:hAnsi="Times New Roman" w:cs="Times New Roman"/>
-          <w:color w:val="000000"/>
-          <w:sz w:val="21"/>
-          <w:szCs w:val="21"/>
-        </w:rPr>
-        <w:t>万采样点</w:t>
-      </w:r>
-      <w:r>
-        <w:rPr>
-          <w:rFonts w:ascii="Times New Roman" w:hAnsi="Times New Roman" w:cs="Times New Roman"/>
-          <w:color w:val="000000"/>
-          <w:sz w:val="21"/>
-          <w:szCs w:val="21"/>
-        </w:rPr>
-        <w:t>(</w:t>
-      </w:r>
-      <w:r>
-        <w:rPr>
-          <w:rFonts w:ascii="Times New Roman" w:hAnsi="Times New Roman" w:cs="Times New Roman"/>
-          <w:color w:val="000000"/>
-          <w:sz w:val="21"/>
-          <w:szCs w:val="21"/>
-        </w:rPr>
-        <w:t>全量数据集</w:t>
-      </w:r>
-      <w:r>
-        <w:rPr>
-          <w:rFonts w:ascii="Times New Roman" w:hAnsi="Times New Roman" w:cs="Times New Roman"/>
-          <w:color w:val="000000"/>
-          <w:sz w:val="21"/>
-          <w:szCs w:val="21"/>
-        </w:rPr>
-        <w:t>)</w:t>
-      </w:r>
-      <w:r>
-        <w:rPr>
-          <w:rFonts w:ascii="Times New Roman" w:hAnsi="Times New Roman" w:cs="Times New Roman"/>
-          <w:color w:val="000000"/>
-          <w:sz w:val="21"/>
-          <w:szCs w:val="21"/>
-        </w:rPr>
-        <w:t>,</w:t>
-      </w:r>
-      <w:r>
-        <w:rPr>
-          <w:rFonts w:ascii="Times New Roman" w:hAnsi="Times New Roman" w:cs="Times New Roman"/>
-          <w:color w:val="000000"/>
-          <w:sz w:val="21"/>
-          <w:szCs w:val="21"/>
-        </w:rPr>
-        <w:t>提出可解释异常检测框架</w:t>
-      </w:r>
-      <w:r>
-        <w:rPr>
-          <w:rFonts w:ascii="Times New Roman" w:hAnsi="Times New Roman" w:cs="Times New Roman"/>
-          <w:color w:val="000000"/>
-          <w:sz w:val="21"/>
-          <w:szCs w:val="21"/>
-        </w:rPr>
-        <w:t>:</w:t>
-      </w:r>
-      <w:r>
-        <w:rPr>
-          <w:rFonts w:ascii="Times New Roman" w:hAnsi="Times New Roman" w:cs="Times New Roman"/>
-          <w:color w:val="000000"/>
-          <w:sz w:val="21"/>
-          <w:szCs w:val="21"/>
-        </w:rPr>
-        <w:t>多模态注意力融合检测器</w:t>
-      </w:r>
-      <w:r>
-        <w:rPr>
-          <w:rFonts w:ascii="Times New Roman" w:hAnsi="Times New Roman" w:cs="Times New Roman"/>
-          <w:color w:val="000000"/>
-          <w:sz w:val="21"/>
-          <w:szCs w:val="21"/>
-        </w:rPr>
-        <w:t xml:space="preserve"> Token-Attn </w:t>
-      </w:r>
-      <w:r>
-        <w:rPr>
-          <w:rFonts w:ascii="Times New Roman" w:hAnsi="Times New Roman" w:cs="Times New Roman"/>
-          <w:color w:val="000000"/>
-          <w:sz w:val="21"/>
-          <w:szCs w:val="21"/>
-        </w:rPr>
-        <w:t>将六通道原始时序与</w:t>
-      </w:r>
-      <w:r>
-        <w:rPr>
-          <w:rFonts w:ascii="Times New Roman" w:hAnsi="Times New Roman" w:cs="Times New Roman"/>
-          <w:color w:val="000000"/>
-          <w:sz w:val="21"/>
-          <w:szCs w:val="21"/>
-        </w:rPr>
-        <w:t xml:space="preserve"> 62 </w:t>
-      </w:r>
-      <w:r>
-        <w:rPr>
-          <w:rFonts w:ascii="Times New Roman" w:hAnsi="Times New Roman" w:cs="Times New Roman"/>
-          <w:color w:val="000000"/>
-          <w:sz w:val="21"/>
-          <w:szCs w:val="21"/>
-        </w:rPr>
-        <w:t>维手工特征在同一注意力空间融合</w:t>
-      </w:r>
-      <w:r>
-        <w:rPr>
-          <w:rFonts w:ascii="Times New Roman" w:hAnsi="Times New Roman" w:cs="Times New Roman"/>
-          <w:color w:val="000000"/>
-          <w:sz w:val="21"/>
-          <w:szCs w:val="21"/>
-        </w:rPr>
-        <w:t>,</w:t>
-      </w:r>
-      <w:r>
-        <w:rPr>
-          <w:rFonts w:ascii="Times New Roman" w:hAnsi="Times New Roman" w:cs="Times New Roman"/>
-          <w:color w:val="000000"/>
-          <w:sz w:val="21"/>
-          <w:szCs w:val="21"/>
-        </w:rPr>
-        <w:t>并配合自注意力、置换重要性与特征组消融三路可解释归因。在新站点</w:t>
-      </w:r>
-      <w:r>
-        <w:rPr>
-          <w:rFonts w:ascii="Times New Roman" w:hAnsi="Times New Roman" w:cs="Times New Roman"/>
-          <w:color w:val="000000"/>
-          <w:sz w:val="21"/>
-          <w:szCs w:val="21"/>
-        </w:rPr>
-        <w:t>(owner 7-8)</w:t>
-      </w:r>
-      <w:r>
-        <w:rPr>
-          <w:rFonts w:ascii="Times New Roman" w:hAnsi="Times New Roman" w:cs="Times New Roman"/>
-          <w:color w:val="000000"/>
-          <w:sz w:val="21"/>
-          <w:szCs w:val="21"/>
-        </w:rPr>
-        <w:t>跨域测试中</w:t>
-      </w:r>
-      <w:r>
-        <w:rPr>
-          <w:rFonts w:ascii="Times New Roman" w:hAnsi="Times New Roman" w:cs="Times New Roman"/>
-          <w:color w:val="000000"/>
-          <w:sz w:val="21"/>
-          <w:szCs w:val="21"/>
-        </w:rPr>
-        <w:t xml:space="preserve">,Token-Attn </w:t>
-      </w:r>
-      <w:r>
-        <w:rPr>
-          <w:rFonts w:ascii="Times New Roman" w:hAnsi="Times New Roman" w:cs="Times New Roman"/>
-          <w:color w:val="000000"/>
-          <w:sz w:val="21"/>
-          <w:szCs w:val="21"/>
-        </w:rPr>
-        <w:t>经</w:t>
-      </w:r>
-      <w:r>
-        <w:rPr>
-          <w:rFonts w:ascii="Times New Roman" w:hAnsi="Times New Roman" w:cs="Times New Roman"/>
-          <w:color w:val="000000"/>
-          <w:sz w:val="21"/>
-          <w:szCs w:val="21"/>
-        </w:rPr>
-        <w:t xml:space="preserve"> 7-seed </w:t>
-      </w:r>
-      <w:r>
-        <w:rPr>
-          <w:rFonts w:ascii="Times New Roman" w:hAnsi="Times New Roman" w:cs="Times New Roman"/>
-          <w:color w:val="000000"/>
-          <w:sz w:val="21"/>
-          <w:szCs w:val="21"/>
-        </w:rPr>
-        <w:t>概率集成达到</w:t>
-      </w:r>
-      <w:r>
-        <w:rPr>
-          <w:rFonts w:ascii="Times New Roman" w:hAnsi="Times New Roman" w:cs="Times New Roman"/>
-          <w:color w:val="000000"/>
-          <w:sz w:val="21"/>
-          <w:szCs w:val="21"/>
-        </w:rPr>
-        <w:t xml:space="preserve"> PR-AUC=0.918</w:t>
-      </w:r>
-      <w:r>
-        <w:rPr>
-          <w:rFonts w:ascii="Times New Roman" w:hAnsi="Times New Roman" w:cs="Times New Roman"/>
-          <w:color w:val="000000"/>
-          <w:sz w:val="21"/>
-          <w:szCs w:val="21"/>
-        </w:rPr>
-        <w:t>、</w:t>
-      </w:r>
-      <w:r>
-        <w:rPr>
-          <w:rFonts w:ascii="Times New Roman" w:hAnsi="Times New Roman" w:cs="Times New Roman"/>
-          <w:color w:val="000000"/>
-          <w:sz w:val="21"/>
-          <w:szCs w:val="21"/>
-        </w:rPr>
-        <w:t>AUC=0.990,</w:t>
-      </w:r>
-      <w:r>
-        <w:rPr>
-          <w:rFonts w:ascii="Times New Roman" w:hAnsi="Times New Roman" w:cs="Times New Roman"/>
-          <w:color w:val="000000"/>
-          <w:sz w:val="21"/>
-          <w:szCs w:val="21"/>
-        </w:rPr>
-        <w:t>显著超越</w:t>
-      </w:r>
-      <w:r>
-        <w:rPr>
-          <w:rFonts w:ascii="Times New Roman" w:hAnsi="Times New Roman" w:cs="Times New Roman"/>
-          <w:color w:val="000000"/>
-          <w:sz w:val="21"/>
-          <w:szCs w:val="21"/>
-        </w:rPr>
-        <w:t xml:space="preserve"> LightGBM(0.868,p=0.026,</w:t>
-      </w:r>
-      <w:r>
-        <w:rPr>
-          <w:rFonts w:ascii="Times New Roman" w:hAnsi="Times New Roman" w:cs="Times New Roman"/>
-          <w:color w:val="000000"/>
-          <w:sz w:val="21"/>
-          <w:szCs w:val="21"/>
-        </w:rPr>
-        <w:t>边际显著</w:t>
-      </w:r>
-      <w:r>
-        <w:rPr>
-          <w:rFonts w:ascii="Times New Roman" w:hAnsi="Times New Roman" w:cs="Times New Roman"/>
-          <w:color w:val="000000"/>
-          <w:sz w:val="21"/>
-          <w:szCs w:val="21"/>
-        </w:rPr>
-        <w:t>)</w:t>
-      </w:r>
-      <w:r>
-        <w:rPr>
-          <w:rFonts w:ascii="Times New Roman" w:hAnsi="Times New Roman" w:cs="Times New Roman"/>
-          <w:color w:val="000000"/>
-          <w:sz w:val="21"/>
-          <w:szCs w:val="21"/>
-        </w:rPr>
-        <w:t>、高于</w:t>
-      </w:r>
-      <w:r>
-        <w:rPr>
-          <w:rFonts w:ascii="Times New Roman" w:hAnsi="Times New Roman" w:cs="Times New Roman"/>
-          <w:color w:val="000000"/>
-          <w:sz w:val="21"/>
-          <w:szCs w:val="21"/>
-        </w:rPr>
-        <w:t xml:space="preserve"> XGBoost(0.887,</w:t>
-      </w:r>
-      <w:r>
-        <w:rPr>
-          <w:rFonts w:ascii="Times New Roman" w:hAnsi="Times New Roman" w:cs="Times New Roman"/>
-          <w:color w:val="000000"/>
-          <w:sz w:val="21"/>
-          <w:szCs w:val="21"/>
-        </w:rPr>
-        <w:t>未达显著</w:t>
-      </w:r>
-      <w:r>
-        <w:rPr>
-          <w:rFonts w:ascii="Times New Roman" w:hAnsi="Times New Roman" w:cs="Times New Roman"/>
-          <w:color w:val="000000"/>
-          <w:sz w:val="21"/>
-          <w:szCs w:val="21"/>
-        </w:rPr>
-        <w:t>)</w:t>
-      </w:r>
-      <w:r>
-        <w:rPr>
-          <w:rFonts w:ascii="Times New Roman" w:hAnsi="Times New Roman" w:cs="Times New Roman"/>
-          <w:color w:val="000000"/>
-          <w:sz w:val="21"/>
-          <w:szCs w:val="21"/>
-        </w:rPr>
-        <w:t>。成因机制分析揭示故障本质为</w:t>
-      </w:r>
-      <w:r>
-        <w:rPr>
-          <w:rFonts w:ascii="Times New Roman" w:hAnsi="Times New Roman" w:cs="Times New Roman"/>
-          <w:color w:val="000000"/>
-          <w:sz w:val="21"/>
-          <w:szCs w:val="21"/>
-        </w:rPr>
-        <w:t>"</w:t>
-      </w:r>
-      <w:r>
-        <w:rPr>
-          <w:rFonts w:ascii="Times New Roman" w:hAnsi="Times New Roman" w:cs="Times New Roman"/>
-          <w:color w:val="000000"/>
-          <w:sz w:val="21"/>
-          <w:szCs w:val="21"/>
-        </w:rPr>
-        <w:t>高功率未衰减的异常终止</w:t>
-      </w:r>
-      <w:r>
-        <w:rPr>
-          <w:rFonts w:ascii="Times New Roman" w:hAnsi="Times New Roman" w:cs="Times New Roman"/>
-          <w:color w:val="000000"/>
-          <w:sz w:val="21"/>
-          <w:szCs w:val="21"/>
-        </w:rPr>
-        <w:t>"(</w:t>
-      </w:r>
-      <w:r>
-        <w:rPr>
-          <w:rFonts w:ascii="Times New Roman" w:hAnsi="Times New Roman" w:cs="Times New Roman"/>
-          <w:color w:val="000000"/>
-          <w:sz w:val="21"/>
-          <w:szCs w:val="21"/>
-        </w:rPr>
-        <w:t>电气中断型</w:t>
-      </w:r>
-      <w:r>
-        <w:rPr>
-          <w:rFonts w:ascii="Times New Roman" w:hAnsi="Times New Roman" w:cs="Times New Roman"/>
-          <w:color w:val="000000"/>
-          <w:sz w:val="21"/>
-          <w:szCs w:val="21"/>
-        </w:rPr>
-        <w:t xml:space="preserve"> 95.3%</w:t>
-      </w:r>
-      <w:r>
-        <w:rPr>
-          <w:rFonts w:ascii="Times New Roman" w:hAnsi="Times New Roman" w:cs="Times New Roman"/>
-          <w:color w:val="000000"/>
-          <w:sz w:val="21"/>
-          <w:szCs w:val="21"/>
-        </w:rPr>
-        <w:t>、超温型</w:t>
-      </w:r>
-      <w:r>
-        <w:rPr>
-          <w:rFonts w:ascii="Times New Roman" w:hAnsi="Times New Roman" w:cs="Times New Roman"/>
-          <w:color w:val="000000"/>
-          <w:sz w:val="21"/>
-          <w:szCs w:val="21"/>
-        </w:rPr>
-        <w:t xml:space="preserve"> 4.7%),</w:t>
-      </w:r>
-      <w:r>
-        <w:rPr>
-          <w:rFonts w:ascii="Times New Roman" w:hAnsi="Times New Roman" w:cs="Times New Roman"/>
-          <w:color w:val="000000"/>
-          <w:sz w:val="21"/>
-          <w:szCs w:val="21"/>
-        </w:rPr>
-        <w:t>温度升高是充电时长的伴随结果而非原因。本文进一步提出面向</w:t>
-      </w:r>
-      <w:r>
-        <w:rPr>
-          <w:rFonts w:ascii="Times New Roman" w:hAnsi="Times New Roman" w:cs="Times New Roman"/>
-          <w:color w:val="000000"/>
-          <w:sz w:val="21"/>
-          <w:szCs w:val="21"/>
-        </w:rPr>
-        <w:t xml:space="preserve"> EU AI Act </w:t>
-      </w:r>
-      <w:r>
-        <w:rPr>
-          <w:rFonts w:ascii="Times New Roman" w:hAnsi="Times New Roman" w:cs="Times New Roman"/>
-          <w:color w:val="000000"/>
-          <w:sz w:val="21"/>
-          <w:szCs w:val="21"/>
-        </w:rPr>
-        <w:t>的合规方案。</w:t>
+      </w:r>
+      <w:r>
+        <w:rPr>
+          <w:rFonts w:ascii="Times New Roman" w:hAnsi="Times New Roman" w:cs="Times New Roman"/>
+          <w:color w:val="000000"/>
+          <w:sz w:val="21"/>
+          <w:szCs w:val="21"/>
+        </w:rPr>
+      </w:r>
+      <w:r>
+        <w:rPr>
+          <w:rFonts w:ascii="Times New Roman" w:hAnsi="Times New Roman" w:cs="Times New Roman"/>
+          <w:color w:val="000000"/>
+          <w:sz w:val="21"/>
+          <w:szCs w:val="21"/>
+        </w:rPr>
+      </w:r>
+      <w:r>
+        <w:rPr>
+          <w:rFonts w:ascii="Times New Roman" w:hAnsi="Times New Roman" w:cs="Times New Roman"/>
+          <w:color w:val="000000"/>
+          <w:sz w:val="21"/>
+          <w:szCs w:val="21"/>
+        </w:rPr>
+      </w:r>
+      <w:r>
+        <w:rPr>
+          <w:rFonts w:ascii="Times New Roman" w:hAnsi="Times New Roman" w:cs="Times New Roman"/>
+          <w:color w:val="000000"/>
+          <w:sz w:val="21"/>
+          <w:szCs w:val="21"/>
+        </w:rPr>
+      </w:r>
+      <w:r>
+        <w:rPr>
+          <w:rFonts w:ascii="Times New Roman" w:hAnsi="Times New Roman" w:cs="Times New Roman"/>
+          <w:color w:val="000000"/>
+          <w:sz w:val="21"/>
+          <w:szCs w:val="21"/>
+        </w:rPr>
+      </w:r>
+      <w:r>
+        <w:rPr>
+          <w:rFonts w:ascii="Times New Roman" w:hAnsi="Times New Roman" w:cs="Times New Roman"/>
+          <w:color w:val="000000"/>
+          <w:sz w:val="21"/>
+          <w:szCs w:val="21"/>
+        </w:rPr>
+      </w:r>
+      <w:r>
+        <w:rPr>
+          <w:rFonts w:ascii="Times New Roman" w:hAnsi="Times New Roman" w:cs="Times New Roman"/>
+          <w:color w:val="000000"/>
+          <w:sz w:val="21"/>
+          <w:szCs w:val="21"/>
+        </w:rPr>
+      </w:r>
+      <w:r>
+        <w:rPr>
+          <w:rFonts w:ascii="Times New Roman" w:hAnsi="Times New Roman" w:cs="Times New Roman"/>
+          <w:color w:val="000000"/>
+          <w:sz w:val="21"/>
+          <w:szCs w:val="21"/>
+        </w:rPr>
+      </w:r>
+      <w:r>
+        <w:rPr>
+          <w:rFonts w:ascii="Times New Roman" w:hAnsi="Times New Roman" w:cs="Times New Roman"/>
+          <w:color w:val="000000"/>
+          <w:sz w:val="21"/>
+          <w:szCs w:val="21"/>
+        </w:rPr>
+      </w:r>
+      <w:r>
+        <w:rPr>
+          <w:rFonts w:ascii="Times New Roman" w:hAnsi="Times New Roman" w:cs="Times New Roman"/>
+          <w:color w:val="000000"/>
+          <w:sz w:val="21"/>
+          <w:szCs w:val="21"/>
+        </w:rPr>
+      </w:r>
+      <w:r>
+        <w:rPr>
+          <w:rFonts w:ascii="Times New Roman" w:hAnsi="Times New Roman" w:cs="Times New Roman"/>
+          <w:color w:val="000000"/>
+          <w:sz w:val="21"/>
+          <w:szCs w:val="21"/>
+        </w:rPr>
+      </w:r>
+      <w:r>
+        <w:rPr>
+          <w:rFonts w:ascii="Times New Roman" w:hAnsi="Times New Roman" w:cs="Times New Roman"/>
+          <w:color w:val="000000"/>
+          <w:sz w:val="21"/>
+          <w:szCs w:val="21"/>
+        </w:rPr>
+      </w:r>
+      <w:r>
+        <w:rPr>
+          <w:rFonts w:ascii="Times New Roman" w:hAnsi="Times New Roman" w:cs="Times New Roman"/>
+          <w:color w:val="000000"/>
+          <w:sz w:val="21"/>
+          <w:szCs w:val="21"/>
+        </w:rPr>
+      </w:r>
+      <w:r>
+        <w:rPr>
+          <w:rFonts w:ascii="Times New Roman" w:hAnsi="Times New Roman" w:cs="Times New Roman"/>
+          <w:color w:val="000000"/>
+          <w:sz w:val="21"/>
+          <w:szCs w:val="21"/>
+        </w:rPr>
+      </w:r>
+      <w:r>
+        <w:rPr>
+          <w:rFonts w:ascii="Times New Roman" w:hAnsi="Times New Roman" w:cs="Times New Roman"/>
+          <w:color w:val="000000"/>
+          <w:sz w:val="21"/>
+          <w:szCs w:val="21"/>
+        </w:rPr>
+      </w:r>
+      <w:r>
+        <w:rPr>
+          <w:rFonts w:ascii="Times New Roman" w:hAnsi="Times New Roman" w:cs="Times New Roman"/>
+          <w:color w:val="000000"/>
+          <w:sz w:val="21"/>
+          <w:szCs w:val="21"/>
+        </w:rPr>
+      </w:r>
+      <w:r>
+        <w:rPr>
+          <w:rFonts w:ascii="Times New Roman" w:hAnsi="Times New Roman" w:cs="Times New Roman"/>
+          <w:color w:val="000000"/>
+          <w:sz w:val="21"/>
+          <w:szCs w:val="21"/>
+        </w:rPr>
+      </w:r>
+      <w:r>
+        <w:rPr>
+          <w:rFonts w:ascii="Times New Roman" w:hAnsi="Times New Roman" w:cs="Times New Roman"/>
+          <w:color w:val="000000"/>
+          <w:sz w:val="21"/>
+          <w:szCs w:val="21"/>
+        </w:rPr>
+      </w:r>
+      <w:r>
+        <w:rPr>
+          <w:rFonts w:ascii="Times New Roman" w:hAnsi="Times New Roman" w:cs="Times New Roman"/>
+          <w:color w:val="000000"/>
+          <w:sz w:val="21"/>
+          <w:szCs w:val="21"/>
+        </w:rPr>
+      </w:r>
+      <w:r>
+        <w:rPr>
+          <w:rFonts w:ascii="Times New Roman" w:hAnsi="Times New Roman" w:cs="Times New Roman"/>
+          <w:color w:val="000000"/>
+          <w:sz w:val="21"/>
+          <w:szCs w:val="21"/>
+        </w:rPr>
+      </w:r>
+      <w:r>
+        <w:rPr>
+          <w:rFonts w:ascii="Times New Roman" w:hAnsi="Times New Roman" w:cs="Times New Roman"/>
+          <w:color w:val="000000"/>
+          <w:sz w:val="21"/>
+          <w:szCs w:val="21"/>
+        </w:rPr>
+      </w:r>
+      <w:r>
+        <w:rPr>
+          <w:rFonts w:ascii="Times New Roman" w:hAnsi="Times New Roman" w:cs="Times New Roman"/>
+          <w:color w:val="000000"/>
+          <w:sz w:val="21"/>
+          <w:szCs w:val="21"/>
+        </w:rPr>
+      </w:r>
+      <w:r>
+        <w:rPr>
+          <w:rFonts w:ascii="Times New Roman" w:hAnsi="Times New Roman" w:cs="Times New Roman"/>
+          <w:color w:val="000000"/>
+          <w:sz w:val="21"/>
+          <w:szCs w:val="21"/>
+        </w:rPr>
+      </w:r>
+      <w:r>
+        <w:rPr>
+          <w:rFonts w:ascii="Times New Roman" w:hAnsi="Times New Roman" w:cs="Times New Roman"/>
+          <w:color w:val="000000"/>
+          <w:sz w:val="21"/>
+          <w:szCs w:val="21"/>
+        </w:rPr>
+      </w:r>
+      <w:r>
+        <w:rPr>
+          <w:rFonts w:ascii="Times New Roman" w:hAnsi="Times New Roman" w:cs="Times New Roman"/>
+          <w:color w:val="000000"/>
+          <w:sz w:val="21"/>
+          <w:szCs w:val="21"/>
+        </w:rPr>
+      </w:r>
+      <w:r>
+        <w:rPr>
+          <w:rFonts w:ascii="Times New Roman" w:hAnsi="Times New Roman" w:cs="Times New Roman"/>
+          <w:color w:val="000000"/>
+          <w:sz w:val="21"/>
+          <w:szCs w:val="21"/>
+        </w:rPr>
+      </w:r>
+      <w:r>
+        <w:rPr>
+          <w:rFonts w:ascii="Times New Roman" w:hAnsi="Times New Roman" w:cs="Times New Roman"/>
+          <w:color w:val="000000"/>
+          <w:sz w:val="21"/>
+          <w:szCs w:val="21"/>
+        </w:rPr>
+      </w:r>
+      <w:r>
+        <w:rPr>
+          <w:rFonts w:ascii="Times New Roman" w:hAnsi="Times New Roman" w:cs="Times New Roman"/>
+          <w:color w:val="000000"/>
+          <w:sz w:val="21"/>
+          <w:szCs w:val="21"/>
+        </w:rPr>
+      </w:r>
+      <w:r>
+        <w:rPr>
+          <w:rFonts w:ascii="Times New Roman" w:hAnsi="Times New Roman" w:cs="Times New Roman"/>
+          <w:color w:val="000000"/>
+          <w:sz w:val="21"/>
+          <w:szCs w:val="21"/>
+        </w:rPr>
+      </w:r>
+      <w:r>
+        <w:rPr>
+          <w:rFonts w:ascii="Times New Roman" w:hAnsi="Times New Roman" w:cs="Times New Roman"/>
+          <w:color w:val="000000"/>
+          <w:sz w:val="21"/>
+          <w:szCs w:val="21"/>
+        </w:rPr>
+      </w:r>
+      <w:r>
+        <w:rPr>
+          <w:rFonts w:ascii="Times New Roman" w:hAnsi="Times New Roman" w:cs="Times New Roman"/>
+          <w:color w:val="000000"/>
+          <w:sz w:val="21"/>
+          <w:szCs w:val="21"/>
+        </w:rPr>
+      </w:r>
+      <w:r>
+        <w:rPr>
+          <w:rFonts w:ascii="Times New Roman" w:hAnsi="Times New Roman" w:cs="Times New Roman"/>
+          <w:color w:val="000000"/>
+          <w:sz w:val="21"/>
+          <w:szCs w:val="21"/>
+        </w:rPr>
+      </w:r>
+      <w:r>
+        <w:rPr>
+          <w:rFonts w:ascii="Times New Roman" w:hAnsi="Times New Roman" w:cs="Times New Roman"/>
+          <w:color w:val="000000"/>
+          <w:sz w:val="21"/>
+          <w:szCs w:val="21"/>
+        </w:rPr>
+      </w:r>
+      <w:r>
+        <w:rPr>
+          <w:rFonts w:ascii="Times New Roman" w:hAnsi="Times New Roman" w:cs="Times New Roman"/>
+          <w:color w:val="000000"/>
+          <w:sz w:val="21"/>
+          <w:szCs w:val="21"/>
+        </w:rPr>
+      </w:r>
+      <w:r>
+        <w:rPr>
+          <w:rFonts w:ascii="Times New Roman" w:hAnsi="Times New Roman" w:cs="Times New Roman"/>
+          <w:color w:val="000000"/>
+          <w:sz w:val="21"/>
+          <w:szCs w:val="21"/>
+        </w:rPr>
+      </w:r>
+      <w:r>
+        <w:rPr>
+          <w:rFonts w:ascii="Times New Roman" w:hAnsi="Times New Roman" w:cs="Times New Roman"/>
+          <w:color w:val="000000"/>
+          <w:sz w:val="21"/>
+          <w:szCs w:val="21"/>
+        </w:rPr>
+      </w:r>
+      <w:r>
+        <w:rPr>
+          <w:rFonts w:ascii="Times New Roman" w:hAnsi="Times New Roman" w:cs="Times New Roman"/>
+          <w:color w:val="000000"/>
+          <w:sz w:val="21"/>
+          <w:szCs w:val="21"/>
+        </w:rPr>
+      </w:r>
+      <w:r>
+        <w:rPr>
+          <w:rFonts w:ascii="Times New Roman" w:hAnsi="Times New Roman" w:cs="Times New Roman"/>
+          <w:color w:val="000000"/>
+          <w:sz w:val="21"/>
+          <w:szCs w:val="21"/>
+        </w:rPr>
+      </w:r>
+      <w:r>
+        <w:rPr>
+          <w:rFonts w:ascii="Times New Roman" w:hAnsi="Times New Roman" w:cs="Times New Roman"/>
+          <w:color w:val="000000"/>
+          <w:sz w:val="21"/>
+          <w:szCs w:val="21"/>
+        </w:rPr>
+      </w:r>
+      <w:r>
+        <w:rPr>
+          <w:rFonts w:ascii="Times New Roman" w:hAnsi="Times New Roman" w:cs="Times New Roman"/>
+          <w:color w:val="000000"/>
+          <w:sz w:val="21"/>
+          <w:szCs w:val="21"/>
+        </w:rPr>
+      </w:r>
+      <w:r>
+        <w:rPr>
+          <w:rFonts w:ascii="Times New Roman" w:hAnsi="Times New Roman" w:cs="Times New Roman"/>
+          <w:color w:val="000000"/>
+          <w:sz w:val="21"/>
+          <w:szCs w:val="21"/>
+        </w:rPr>
+      </w:r>
+      <w:r>
+        <w:rPr>
+          <w:rFonts w:ascii="Times New Roman" w:hAnsi="Times New Roman" w:cs="Times New Roman"/>
+          <w:color w:val="000000"/>
+          <w:sz w:val="21"/>
+          <w:szCs w:val="21"/>
+        </w:rPr>
+      </w:r>
+      <w:r>
+        <w:rPr>
+          <w:rFonts w:ascii="Times New Roman" w:hAnsi="Times New Roman" w:cs="Times New Roman"/>
+          <w:color w:val="000000"/>
+          <w:sz w:val="21"/>
+          <w:szCs w:val="21"/>
+        </w:rPr>
+      </w:r>
+      <w:r>
+        <w:rPr>
+          <w:rFonts w:ascii="Times New Roman" w:hAnsi="Times New Roman" w:cs="Times New Roman"/>
+          <w:color w:val="000000"/>
+          <w:sz w:val="21"/>
+          <w:szCs w:val="21"/>
+        </w:rPr>
+      </w:r>
+      <w:r>
+        <w:rPr>
+          <w:rFonts w:ascii="Times New Roman" w:hAnsi="Times New Roman" w:cs="Times New Roman"/>
+          <w:color w:val="000000"/>
+          <w:sz w:val="21"/>
+          <w:szCs w:val="21"/>
+        </w:rPr>
+      </w:r>
+      <w:r>
+        <w:rPr>
+          <w:rFonts w:ascii="Times New Roman" w:hAnsi="Times New Roman" w:cs="Times New Roman"/>
+          <w:color w:val="000000"/>
+          <w:sz w:val="21"/>
+          <w:szCs w:val="21"/>
+        </w:rPr>
+      </w:r>
+      <w:r>
+        <w:rPr>
+          <w:rFonts w:ascii="Times New Roman" w:hAnsi="Times New Roman" w:cs="Times New Roman"/>
+          <w:color w:val="000000"/>
+          <w:sz w:val="21"/>
+          <w:szCs w:val="21"/>
+        </w:rPr>
+      </w:r>
+      <w:r>
+        <w:rPr>
+          <w:rFonts w:ascii="Times New Roman" w:hAnsi="Times New Roman" w:cs="Times New Roman"/>
+          <w:color w:val="000000"/>
+          <w:sz w:val="21"/>
+          <w:szCs w:val="21"/>
+        </w:rPr>
+      </w:r>
+      <w:r>
+        <w:rPr>
+          <w:rFonts w:ascii="Times New Roman" w:hAnsi="Times New Roman" w:cs="Times New Roman"/>
+          <w:color w:val="000000"/>
+          <w:sz w:val="21"/>
+          <w:szCs w:val="21"/>
+        </w:rPr>
       </w:r>
     </w:p>
     <w:p>
@@ -2008,7 +1958,7 @@
           <w:sz w:val="21"/>
           <w:szCs w:val="21"/>
         </w:rPr>
-        <w:t>多视角归因</w:t>
+        <w:t>多视角归因:自注意力 + 置换特征重要性(逐特征打乱该列 3 次,取 PR-AUC 下降均值±std)+ 特征组消融,三路交叉印证。</w:t>
       </w:r>
       <w:r>
         <w:rPr>
@@ -2019,88 +1969,78 @@
           <w:sz w:val="21"/>
           <w:szCs w:val="21"/>
         </w:rPr>
-        <w:t>:</w:t>
-      </w:r>
-      <w:r>
-        <w:rPr>
-          <w:rFonts w:ascii="Times New Roman" w:hAnsi="Times New Roman" w:cs="Times New Roman"/>
-          <w:color w:val="000000"/>
-          <w:sz w:val="21"/>
-          <w:szCs w:val="21"/>
-        </w:rPr>
-        <w:t>自注意力</w:t>
-      </w:r>
-      <w:r>
-        <w:rPr>
-          <w:rFonts w:ascii="Times New Roman" w:hAnsi="Times New Roman" w:cs="Times New Roman"/>
-          <w:color w:val="000000"/>
-          <w:sz w:val="21"/>
-          <w:szCs w:val="21"/>
-        </w:rPr>
-        <w:t xml:space="preserve"> + </w:t>
-      </w:r>
-      <w:r>
-        <w:rPr>
-          <w:rFonts w:ascii="Times New Roman" w:hAnsi="Times New Roman" w:cs="Times New Roman"/>
-          <w:color w:val="000000"/>
-          <w:sz w:val="21"/>
-          <w:szCs w:val="21"/>
-        </w:rPr>
-        <w:t>置换重要性</w:t>
-      </w:r>
-      <w:r>
-        <w:rPr>
-          <w:rFonts w:ascii="Times New Roman" w:hAnsi="Times New Roman" w:cs="Times New Roman"/>
-          <w:color w:val="000000"/>
-          <w:sz w:val="21"/>
-          <w:szCs w:val="21"/>
-        </w:rPr>
-        <w:t xml:space="preserve">(3 </w:t>
-      </w:r>
-      <w:r>
-        <w:rPr>
-          <w:rFonts w:ascii="Times New Roman" w:hAnsi="Times New Roman" w:cs="Times New Roman"/>
-          <w:color w:val="000000"/>
-          <w:sz w:val="21"/>
-          <w:szCs w:val="21"/>
-        </w:rPr>
-        <w:t>次打乱取均值</w:t>
-      </w:r>
-      <w:r>
-        <w:rPr>
-          <w:rFonts w:ascii="Times New Roman" w:hAnsi="Times New Roman" w:cs="Times New Roman"/>
-          <w:color w:val="000000"/>
-          <w:sz w:val="21"/>
-          <w:szCs w:val="21"/>
-        </w:rPr>
-        <w:t xml:space="preserve">±std)+ </w:t>
-      </w:r>
-      <w:r>
-        <w:rPr>
-          <w:rFonts w:ascii="Times New Roman" w:hAnsi="Times New Roman" w:cs="Times New Roman"/>
-          <w:color w:val="000000"/>
-          <w:sz w:val="21"/>
-          <w:szCs w:val="21"/>
-        </w:rPr>
-        <w:t>特征组消融</w:t>
-      </w:r>
-      <w:r>
-        <w:rPr>
-          <w:rFonts w:ascii="Times New Roman" w:hAnsi="Times New Roman" w:cs="Times New Roman"/>
-          <w:color w:val="000000"/>
-          <w:sz w:val="21"/>
-          <w:szCs w:val="21"/>
-        </w:rPr>
-        <w:t>,</w:t>
-      </w:r>
-      <w:r>
-        <w:rPr>
-          <w:rFonts w:ascii="Times New Roman" w:hAnsi="Times New Roman" w:cs="Times New Roman"/>
-          <w:color w:val="000000"/>
-          <w:sz w:val="21"/>
-          <w:szCs w:val="21"/>
-        </w:rPr>
-        <w:t>三路交叉印证。</w:t>
+      </w:r>
+      <w:r>
+        <w:rPr>
+          <w:rFonts w:ascii="Times New Roman" w:hAnsi="Times New Roman" w:cs="Times New Roman"/>
+          <w:color w:val="000000"/>
+          <w:sz w:val="21"/>
+          <w:szCs w:val="21"/>
+        </w:rPr>
+      </w:r>
+      <w:r>
+        <w:rPr>
+          <w:rFonts w:ascii="Times New Roman" w:hAnsi="Times New Roman" w:cs="Times New Roman"/>
+          <w:color w:val="000000"/>
+          <w:sz w:val="21"/>
+          <w:szCs w:val="21"/>
+        </w:rPr>
+      </w:r>
+      <w:r>
+        <w:rPr>
+          <w:rFonts w:ascii="Times New Roman" w:hAnsi="Times New Roman" w:cs="Times New Roman"/>
+          <w:color w:val="000000"/>
+          <w:sz w:val="21"/>
+          <w:szCs w:val="21"/>
+        </w:rPr>
+      </w:r>
+      <w:r>
+        <w:rPr>
+          <w:rFonts w:ascii="Times New Roman" w:hAnsi="Times New Roman" w:cs="Times New Roman"/>
+          <w:color w:val="000000"/>
+          <w:sz w:val="21"/>
+          <w:szCs w:val="21"/>
+        </w:rPr>
+      </w:r>
+      <w:r>
+        <w:rPr>
+          <w:rFonts w:ascii="Times New Roman" w:hAnsi="Times New Roman" w:cs="Times New Roman"/>
+          <w:color w:val="000000"/>
+          <w:sz w:val="21"/>
+          <w:szCs w:val="21"/>
+        </w:rPr>
+      </w:r>
+      <w:r>
+        <w:rPr>
+          <w:rFonts w:ascii="Times New Roman" w:hAnsi="Times New Roman" w:cs="Times New Roman"/>
+          <w:color w:val="000000"/>
+          <w:sz w:val="21"/>
+          <w:szCs w:val="21"/>
+        </w:rPr>
+      </w:r>
+      <w:r>
+        <w:rPr>
+          <w:rFonts w:ascii="Times New Roman" w:hAnsi="Times New Roman" w:cs="Times New Roman"/>
+          <w:color w:val="000000"/>
+          <w:sz w:val="21"/>
+          <w:szCs w:val="21"/>
+        </w:rPr>
+      </w:r>
+      <w:r>
+        <w:rPr>
+          <w:rFonts w:ascii="Times New Roman" w:hAnsi="Times New Roman" w:cs="Times New Roman"/>
+          <w:color w:val="000000"/>
+          <w:sz w:val="21"/>
+          <w:szCs w:val="21"/>
+        </w:rPr>
+      </w:r>
+      <w:r>
+        <w:rPr>
+          <w:rFonts w:ascii="Times New Roman" w:hAnsi="Times New Roman" w:cs="Times New Roman"/>
+          <w:color w:val="000000"/>
+          <w:sz w:val="21"/>
+          <w:szCs w:val="21"/>
+        </w:rPr>
       </w:r>
     </w:p>
     <w:p>
@@ -2140,241 +2080,215 @@
           <w:sz w:val="21"/>
           <w:szCs w:val="21"/>
         </w:rPr>
-        <w:t>跨新站点测试</w:t>
-      </w:r>
-      <w:r>
-        <w:rPr>
-          <w:rFonts w:ascii="Times New Roman" w:hAnsi="Times New Roman" w:cs="Times New Roman"/>
-          <w:color w:val="000000"/>
-          <w:sz w:val="21"/>
-          <w:szCs w:val="21"/>
-        </w:rPr>
-        <w:t>(owner 7-8)</w:t>
-      </w:r>
-      <w:r>
-        <w:rPr>
-          <w:rFonts w:ascii="Times New Roman" w:hAnsi="Times New Roman" w:cs="Times New Roman"/>
-          <w:color w:val="000000"/>
-          <w:sz w:val="21"/>
-          <w:szCs w:val="21"/>
-        </w:rPr>
-        <w:t>性能如表</w:t>
-      </w:r>
-      <w:r>
-        <w:rPr>
-          <w:rFonts w:ascii="Times New Roman" w:hAnsi="Times New Roman" w:cs="Times New Roman"/>
-          <w:color w:val="000000"/>
-          <w:sz w:val="21"/>
-          <w:szCs w:val="21"/>
-        </w:rPr>
-        <w:t xml:space="preserve"> 1</w:t>
-      </w:r>
-      <w:r>
-        <w:rPr>
-          <w:rFonts w:ascii="Times New Roman" w:hAnsi="Times New Roman" w:cs="Times New Roman"/>
-          <w:color w:val="000000"/>
-          <w:sz w:val="21"/>
-          <w:szCs w:val="21"/>
-        </w:rPr>
-        <w:t>。</w:t>
-      </w:r>
-      <w:r>
-        <w:rPr>
-          <w:rFonts w:ascii="Times New Roman" w:hAnsi="Times New Roman" w:cs="Times New Roman"/>
-          <w:color w:val="000000"/>
-          <w:sz w:val="21"/>
-          <w:szCs w:val="21"/>
-        </w:rPr>
-        <w:t xml:space="preserve">Token-Attn </w:t>
-      </w:r>
-      <w:r>
-        <w:rPr>
-          <w:rFonts w:ascii="Times New Roman" w:hAnsi="Times New Roman" w:cs="Times New Roman"/>
-          <w:color w:val="000000"/>
-          <w:sz w:val="21"/>
-          <w:szCs w:val="21"/>
-        </w:rPr>
-        <w:t>经</w:t>
-      </w:r>
-      <w:r>
-        <w:rPr>
-          <w:rFonts w:ascii="Times New Roman" w:hAnsi="Times New Roman" w:cs="Times New Roman"/>
-          <w:color w:val="000000"/>
-          <w:sz w:val="21"/>
-          <w:szCs w:val="21"/>
-        </w:rPr>
-        <w:t xml:space="preserve"> 7-seed </w:t>
-      </w:r>
-      <w:r>
-        <w:rPr>
-          <w:rFonts w:ascii="Times New Roman" w:hAnsi="Times New Roman" w:cs="Times New Roman"/>
-          <w:color w:val="000000"/>
-          <w:sz w:val="21"/>
-          <w:szCs w:val="21"/>
-        </w:rPr>
-        <w:t>概率集成达到</w:t>
-      </w:r>
-      <w:r>
-        <w:rPr>
-          <w:rFonts w:ascii="Times New Roman" w:hAnsi="Times New Roman" w:cs="Times New Roman"/>
-          <w:color w:val="000000"/>
-          <w:sz w:val="21"/>
-          <w:szCs w:val="21"/>
-        </w:rPr>
-        <w:t xml:space="preserve"> PR-AUC=0.918</w:t>
-      </w:r>
-      <w:r>
-        <w:rPr>
-          <w:rFonts w:ascii="Times New Roman" w:hAnsi="Times New Roman" w:cs="Times New Roman"/>
-          <w:color w:val="000000"/>
-          <w:sz w:val="21"/>
-          <w:szCs w:val="21"/>
-        </w:rPr>
-        <w:t>、</w:t>
-      </w:r>
-      <w:r>
-        <w:rPr>
-          <w:rFonts w:ascii="Times New Roman" w:hAnsi="Times New Roman" w:cs="Times New Roman"/>
-          <w:color w:val="000000"/>
-          <w:sz w:val="21"/>
-          <w:szCs w:val="21"/>
-        </w:rPr>
-        <w:t>AUC=0.990,</w:t>
-      </w:r>
-      <w:r>
-        <w:rPr>
-          <w:rFonts w:ascii="Times New Roman" w:hAnsi="Times New Roman" w:cs="Times New Roman"/>
-          <w:color w:val="000000"/>
-          <w:sz w:val="21"/>
-          <w:szCs w:val="21"/>
-        </w:rPr>
-        <w:t>显著超越</w:t>
-      </w:r>
-      <w:r>
-        <w:rPr>
-          <w:rFonts w:ascii="Times New Roman" w:hAnsi="Times New Roman" w:cs="Times New Roman"/>
-          <w:color w:val="000000"/>
-          <w:sz w:val="21"/>
-          <w:szCs w:val="21"/>
-        </w:rPr>
-        <w:t xml:space="preserve"> LightGBM(0.868,bootstrap p=0.026,</w:t>
-      </w:r>
-      <w:r>
-        <w:rPr>
-          <w:rFonts w:ascii="Times New Roman" w:hAnsi="Times New Roman" w:cs="Times New Roman"/>
-          <w:color w:val="000000"/>
-          <w:sz w:val="21"/>
-          <w:szCs w:val="21"/>
-        </w:rPr>
-        <w:t>边际显著</w:t>
-      </w:r>
-      <w:r>
-        <w:rPr>
-          <w:rFonts w:ascii="Times New Roman" w:hAnsi="Times New Roman" w:cs="Times New Roman"/>
-          <w:color w:val="000000"/>
-          <w:sz w:val="21"/>
-          <w:szCs w:val="21"/>
-        </w:rPr>
-        <w:t>)</w:t>
-      </w:r>
-      <w:r>
-        <w:rPr>
-          <w:rFonts w:ascii="Times New Roman" w:hAnsi="Times New Roman" w:cs="Times New Roman"/>
-          <w:color w:val="000000"/>
-          <w:sz w:val="21"/>
-          <w:szCs w:val="21"/>
-        </w:rPr>
-        <w:t>、高于</w:t>
-      </w:r>
-      <w:r>
-        <w:rPr>
-          <w:rFonts w:ascii="Times New Roman" w:hAnsi="Times New Roman" w:cs="Times New Roman"/>
-          <w:color w:val="000000"/>
-          <w:sz w:val="21"/>
-          <w:szCs w:val="21"/>
-        </w:rPr>
-        <w:t xml:space="preserve"> XGBoost(0.887,</w:t>
-      </w:r>
-      <w:r>
-        <w:rPr>
-          <w:rFonts w:ascii="Times New Roman" w:hAnsi="Times New Roman" w:cs="Times New Roman"/>
-          <w:color w:val="000000"/>
-          <w:sz w:val="21"/>
-          <w:szCs w:val="21"/>
-        </w:rPr>
-        <w:t>未达显著</w:t>
-      </w:r>
-      <w:r>
-        <w:rPr>
-          <w:rFonts w:ascii="Times New Roman" w:hAnsi="Times New Roman" w:cs="Times New Roman"/>
-          <w:color w:val="000000"/>
-          <w:sz w:val="21"/>
-          <w:szCs w:val="21"/>
-        </w:rPr>
-        <w:t>),</w:t>
-      </w:r>
-      <w:r>
-        <w:rPr>
-          <w:rFonts w:ascii="Times New Roman" w:hAnsi="Times New Roman" w:cs="Times New Roman"/>
-          <w:color w:val="000000"/>
-          <w:sz w:val="21"/>
-          <w:szCs w:val="21"/>
-        </w:rPr>
-        <w:t>为端到端纯</w:t>
-      </w:r>
-      <w:r>
-        <w:rPr>
-          <w:rFonts w:ascii="Times New Roman" w:hAnsi="Times New Roman" w:cs="Times New Roman"/>
-          <w:color w:val="000000"/>
-          <w:sz w:val="21"/>
-          <w:szCs w:val="21"/>
-        </w:rPr>
-        <w:t xml:space="preserve"> Bi-LSTM(0.351)</w:t>
-      </w:r>
-      <w:r>
-        <w:rPr>
-          <w:rFonts w:ascii="Times New Roman" w:hAnsi="Times New Roman" w:cs="Times New Roman"/>
-          <w:color w:val="000000"/>
-          <w:sz w:val="21"/>
-          <w:szCs w:val="21"/>
-        </w:rPr>
-        <w:t>的约</w:t>
-      </w:r>
-      <w:r>
-        <w:rPr>
-          <w:rFonts w:ascii="Times New Roman" w:hAnsi="Times New Roman" w:cs="Times New Roman"/>
-          <w:color w:val="000000"/>
-          <w:sz w:val="21"/>
-          <w:szCs w:val="21"/>
-        </w:rPr>
-        <w:t xml:space="preserve"> 2.6 </w:t>
-      </w:r>
-      <w:r>
-        <w:rPr>
-          <w:rFonts w:ascii="Times New Roman" w:hAnsi="Times New Roman" w:cs="Times New Roman"/>
-          <w:color w:val="000000"/>
-          <w:sz w:val="21"/>
-          <w:szCs w:val="21"/>
-        </w:rPr>
-        <w:t>倍</w:t>
-      </w:r>
-      <w:r>
-        <w:rPr>
-          <w:rFonts w:ascii="Times New Roman" w:hAnsi="Times New Roman" w:cs="Times New Roman"/>
-          <w:color w:val="000000"/>
-          <w:sz w:val="21"/>
-          <w:szCs w:val="21"/>
-        </w:rPr>
-        <w:t>,</w:t>
-      </w:r>
-      <w:r>
-        <w:rPr>
-          <w:rFonts w:ascii="Times New Roman" w:hAnsi="Times New Roman" w:cs="Times New Roman"/>
-          <w:color w:val="000000"/>
-          <w:sz w:val="21"/>
-          <w:szCs w:val="21"/>
-        </w:rPr>
-        <w:t>说明注意力交互融合是跨站点性能的关键。</w:t>
+        <w:t>跨新站点测试(owner 7-8)性能如表 1。Token-Attn 经 7-seed 概率集成达到 PR-AUC=0.918、AUC=0.990,显著超越 LightGBM(0.868,bootstrap p=0.026)、高于 XGBoost(0.887,p=0.143),为端到端纯 Bi-LSTM(0.351)的约 2.6 倍,说明注意力交互融合是跨站点性能的关键。</w:t>
+      </w:r>
+      <w:r>
+        <w:rPr>
+          <w:rFonts w:ascii="Times New Roman" w:hAnsi="Times New Roman" w:cs="Times New Roman"/>
+          <w:color w:val="000000"/>
+          <w:sz w:val="21"/>
+          <w:szCs w:val="21"/>
+        </w:rPr>
+      </w:r>
+      <w:r>
+        <w:rPr>
+          <w:rFonts w:ascii="Times New Roman" w:hAnsi="Times New Roman" w:cs="Times New Roman"/>
+          <w:color w:val="000000"/>
+          <w:sz w:val="21"/>
+          <w:szCs w:val="21"/>
+        </w:rPr>
+      </w:r>
+      <w:r>
+        <w:rPr>
+          <w:rFonts w:ascii="Times New Roman" w:hAnsi="Times New Roman" w:cs="Times New Roman"/>
+          <w:color w:val="000000"/>
+          <w:sz w:val="21"/>
+          <w:szCs w:val="21"/>
+        </w:rPr>
+      </w:r>
+      <w:r>
+        <w:rPr>
+          <w:rFonts w:ascii="Times New Roman" w:hAnsi="Times New Roman" w:cs="Times New Roman"/>
+          <w:color w:val="000000"/>
+          <w:sz w:val="21"/>
+          <w:szCs w:val="21"/>
+        </w:rPr>
+      </w:r>
+      <w:r>
+        <w:rPr>
+          <w:rFonts w:ascii="Times New Roman" w:hAnsi="Times New Roman" w:cs="Times New Roman"/>
+          <w:color w:val="000000"/>
+          <w:sz w:val="21"/>
+          <w:szCs w:val="21"/>
+        </w:rPr>
+      </w:r>
+      <w:r>
+        <w:rPr>
+          <w:rFonts w:ascii="Times New Roman" w:hAnsi="Times New Roman" w:cs="Times New Roman"/>
+          <w:color w:val="000000"/>
+          <w:sz w:val="21"/>
+          <w:szCs w:val="21"/>
+        </w:rPr>
+      </w:r>
+      <w:r>
+        <w:rPr>
+          <w:rFonts w:ascii="Times New Roman" w:hAnsi="Times New Roman" w:cs="Times New Roman"/>
+          <w:color w:val="000000"/>
+          <w:sz w:val="21"/>
+          <w:szCs w:val="21"/>
+        </w:rPr>
+      </w:r>
+      <w:r>
+        <w:rPr>
+          <w:rFonts w:ascii="Times New Roman" w:hAnsi="Times New Roman" w:cs="Times New Roman"/>
+          <w:color w:val="000000"/>
+          <w:sz w:val="21"/>
+          <w:szCs w:val="21"/>
+        </w:rPr>
+      </w:r>
+      <w:r>
+        <w:rPr>
+          <w:rFonts w:ascii="Times New Roman" w:hAnsi="Times New Roman" w:cs="Times New Roman"/>
+          <w:color w:val="000000"/>
+          <w:sz w:val="21"/>
+          <w:szCs w:val="21"/>
+        </w:rPr>
+      </w:r>
+      <w:r>
+        <w:rPr>
+          <w:rFonts w:ascii="Times New Roman" w:hAnsi="Times New Roman" w:cs="Times New Roman"/>
+          <w:color w:val="000000"/>
+          <w:sz w:val="21"/>
+          <w:szCs w:val="21"/>
+        </w:rPr>
+      </w:r>
+      <w:r>
+        <w:rPr>
+          <w:rFonts w:ascii="Times New Roman" w:hAnsi="Times New Roman" w:cs="Times New Roman"/>
+          <w:color w:val="000000"/>
+          <w:sz w:val="21"/>
+          <w:szCs w:val="21"/>
+        </w:rPr>
+      </w:r>
+      <w:r>
+        <w:rPr>
+          <w:rFonts w:ascii="Times New Roman" w:hAnsi="Times New Roman" w:cs="Times New Roman"/>
+          <w:color w:val="000000"/>
+          <w:sz w:val="21"/>
+          <w:szCs w:val="21"/>
+        </w:rPr>
+      </w:r>
+      <w:r>
+        <w:rPr>
+          <w:rFonts w:ascii="Times New Roman" w:hAnsi="Times New Roman" w:cs="Times New Roman"/>
+          <w:color w:val="000000"/>
+          <w:sz w:val="21"/>
+          <w:szCs w:val="21"/>
+        </w:rPr>
+      </w:r>
+      <w:r>
+        <w:rPr>
+          <w:rFonts w:ascii="Times New Roman" w:hAnsi="Times New Roman" w:cs="Times New Roman"/>
+          <w:color w:val="000000"/>
+          <w:sz w:val="21"/>
+          <w:szCs w:val="21"/>
+        </w:rPr>
+      </w:r>
+      <w:r>
+        <w:rPr>
+          <w:rFonts w:ascii="Times New Roman" w:hAnsi="Times New Roman" w:cs="Times New Roman"/>
+          <w:color w:val="000000"/>
+          <w:sz w:val="21"/>
+          <w:szCs w:val="21"/>
+        </w:rPr>
+      </w:r>
+      <w:r>
+        <w:rPr>
+          <w:rFonts w:ascii="Times New Roman" w:hAnsi="Times New Roman" w:cs="Times New Roman"/>
+          <w:color w:val="000000"/>
+          <w:sz w:val="21"/>
+          <w:szCs w:val="21"/>
+        </w:rPr>
+      </w:r>
+      <w:r>
+        <w:rPr>
+          <w:rFonts w:ascii="Times New Roman" w:hAnsi="Times New Roman" w:cs="Times New Roman"/>
+          <w:color w:val="000000"/>
+          <w:sz w:val="21"/>
+          <w:szCs w:val="21"/>
+        </w:rPr>
+      </w:r>
+      <w:r>
+        <w:rPr>
+          <w:rFonts w:ascii="Times New Roman" w:hAnsi="Times New Roman" w:cs="Times New Roman"/>
+          <w:color w:val="000000"/>
+          <w:sz w:val="21"/>
+          <w:szCs w:val="21"/>
+        </w:rPr>
+      </w:r>
+      <w:r>
+        <w:rPr>
+          <w:rFonts w:ascii="Times New Roman" w:hAnsi="Times New Roman" w:cs="Times New Roman"/>
+          <w:color w:val="000000"/>
+          <w:sz w:val="21"/>
+          <w:szCs w:val="21"/>
+        </w:rPr>
+      </w:r>
+      <w:r>
+        <w:rPr>
+          <w:rFonts w:ascii="Times New Roman" w:hAnsi="Times New Roman" w:cs="Times New Roman"/>
+          <w:color w:val="000000"/>
+          <w:sz w:val="21"/>
+          <w:szCs w:val="21"/>
+        </w:rPr>
+      </w:r>
+      <w:r>
+        <w:rPr>
+          <w:rFonts w:ascii="Times New Roman" w:hAnsi="Times New Roman" w:cs="Times New Roman"/>
+          <w:color w:val="000000"/>
+          <w:sz w:val="21"/>
+          <w:szCs w:val="21"/>
+        </w:rPr>
+      </w:r>
+      <w:r>
+        <w:rPr>
+          <w:rFonts w:ascii="Times New Roman" w:hAnsi="Times New Roman" w:cs="Times New Roman"/>
+          <w:color w:val="000000"/>
+          <w:sz w:val="21"/>
+          <w:szCs w:val="21"/>
+        </w:rPr>
+      </w:r>
+      <w:r>
+        <w:rPr>
+          <w:rFonts w:ascii="Times New Roman" w:hAnsi="Times New Roman" w:cs="Times New Roman"/>
+          <w:color w:val="000000"/>
+          <w:sz w:val="21"/>
+          <w:szCs w:val="21"/>
+        </w:rPr>
+      </w:r>
+      <w:r>
+        <w:rPr>
+          <w:rFonts w:ascii="Times New Roman" w:hAnsi="Times New Roman" w:cs="Times New Roman"/>
+          <w:color w:val="000000"/>
+          <w:sz w:val="21"/>
+          <w:szCs w:val="21"/>
+        </w:rPr>
+      </w:r>
+      <w:r>
+        <w:rPr>
+          <w:rFonts w:ascii="Times New Roman" w:hAnsi="Times New Roman" w:cs="Times New Roman"/>
+          <w:color w:val="000000"/>
+          <w:sz w:val="21"/>
+          <w:szCs w:val="21"/>
+        </w:rPr>
+      </w:r>
+      <w:r>
+        <w:rPr>
+          <w:rFonts w:ascii="Times New Roman" w:hAnsi="Times New Roman" w:cs="Times New Roman"/>
+          <w:color w:val="000000"/>
+          <w:sz w:val="21"/>
+          <w:szCs w:val="21"/>
+        </w:rPr>
       </w:r>
     </w:p>
     <w:p>
@@ -2784,299 +2698,71 @@
       <w:tr>
         <w:tc>
           <w:tcPr>
-            <w:tcW w:w="0" w:type="auto"/>
-            <w:tcBorders>
-              <w:top w:val="single" w:sz="6" w:space="0" w:color="000000"/>
-              <w:left w:val="single" w:sz="6" w:space="0" w:color="000000"/>
-              <w:bottom w:val="single" w:sz="6" w:space="0" w:color="000000"/>
-              <w:right w:val="single" w:sz="6" w:space="0" w:color="000000"/>
-            </w:tcBorders>
-            <w:tcMar>
-              <w:top w:w="30" w:type="dxa"/>
-              <w:left w:w="75" w:type="dxa"/>
-              <w:bottom w:w="30" w:type="dxa"/>
-              <w:right w:w="75" w:type="dxa"/>
-            </w:tcMar>
-            <w:vAlign w:val="center"/>
-            <w:hideMark/>
-          </w:tcPr>
-          <w:p>
-            <w:pPr>
-              <w:spacing w:before="90" w:after="90"/>
-              <w:jc w:val="center"/>
-              <w:rPr>
-                <w:rFonts w:ascii="Times New Roman" w:hAnsi="Times New Roman" w:cs="Times New Roman"/>
-                <w:color w:val="000000"/>
-                <w:sz w:val="19"/>
-                <w:szCs w:val="19"/>
-              </w:rPr>
-            </w:pPr>
-            <w:r>
-              <w:rPr>
-                <w:rFonts w:ascii="Times New Roman" w:hAnsi="Times New Roman" w:cs="Times New Roman"/>
-                <w:color w:val="000000"/>
-                <w:sz w:val="19"/>
-                <w:szCs w:val="19"/>
-              </w:rPr>
-              <w:t>端到端</w:t>
-            </w:r>
-            <w:r>
-              <w:rPr>
-                <w:rFonts w:ascii="Times New Roman" w:hAnsi="Times New Roman" w:cs="Times New Roman"/>
-                <w:color w:val="000000"/>
-                <w:sz w:val="19"/>
-                <w:szCs w:val="19"/>
-              </w:rPr>
-              <w:t xml:space="preserve"> Bi-LSTM</w:t>
-            </w:r>
-          </w:p>
-        </w:tc>
-        <w:tc>
-          <w:tcPr>
-            <w:tcW w:w="0" w:type="auto"/>
-            <w:tcBorders>
-              <w:top w:val="single" w:sz="6" w:space="0" w:color="000000"/>
-              <w:left w:val="single" w:sz="6" w:space="0" w:color="000000"/>
-              <w:bottom w:val="single" w:sz="6" w:space="0" w:color="000000"/>
-              <w:right w:val="single" w:sz="6" w:space="0" w:color="000000"/>
-            </w:tcBorders>
-            <w:tcMar>
-              <w:top w:w="30" w:type="dxa"/>
-              <w:left w:w="75" w:type="dxa"/>
-              <w:bottom w:w="30" w:type="dxa"/>
-              <w:right w:w="75" w:type="dxa"/>
-            </w:tcMar>
-            <w:vAlign w:val="center"/>
-            <w:hideMark/>
-          </w:tcPr>
-          <w:p>
-            <w:pPr>
-              <w:spacing w:before="90" w:after="90"/>
-              <w:jc w:val="center"/>
-              <w:rPr>
-                <w:rFonts w:ascii="Times New Roman" w:hAnsi="Times New Roman" w:cs="Times New Roman"/>
-                <w:color w:val="000000"/>
-                <w:sz w:val="19"/>
-                <w:szCs w:val="19"/>
-              </w:rPr>
-            </w:pPr>
-            <w:r>
-              <w:rPr>
-                <w:rFonts w:ascii="Times New Roman" w:hAnsi="Times New Roman" w:cs="Times New Roman"/>
-                <w:color w:val="000000"/>
-                <w:sz w:val="19"/>
-                <w:szCs w:val="19"/>
-              </w:rPr>
-              <w:t xml:space="preserve">6 </w:t>
-            </w:r>
-            <w:r>
-              <w:rPr>
-                <w:rFonts w:ascii="Times New Roman" w:hAnsi="Times New Roman" w:cs="Times New Roman"/>
-                <w:color w:val="000000"/>
-                <w:sz w:val="19"/>
-                <w:szCs w:val="19"/>
-              </w:rPr>
-              <w:t>通道</w:t>
-            </w:r>
-          </w:p>
-        </w:tc>
-        <w:tc>
-          <w:tcPr>
-            <w:tcW w:w="0" w:type="auto"/>
-            <w:tcBorders>
-              <w:top w:val="single" w:sz="6" w:space="0" w:color="000000"/>
-              <w:left w:val="single" w:sz="6" w:space="0" w:color="000000"/>
-              <w:bottom w:val="single" w:sz="6" w:space="0" w:color="000000"/>
-              <w:right w:val="single" w:sz="6" w:space="0" w:color="000000"/>
-            </w:tcBorders>
-            <w:tcMar>
-              <w:top w:w="30" w:type="dxa"/>
-              <w:left w:w="75" w:type="dxa"/>
-              <w:bottom w:w="30" w:type="dxa"/>
-              <w:right w:w="75" w:type="dxa"/>
-            </w:tcMar>
-            <w:vAlign w:val="center"/>
-            <w:hideMark/>
-          </w:tcPr>
-          <w:p>
-            <w:pPr>
-              <w:spacing w:before="90" w:after="90"/>
-              <w:jc w:val="center"/>
-              <w:rPr>
-                <w:rFonts w:ascii="Times New Roman" w:hAnsi="Times New Roman" w:cs="Times New Roman"/>
-                <w:color w:val="000000"/>
-                <w:sz w:val="19"/>
-                <w:szCs w:val="19"/>
-              </w:rPr>
-            </w:pPr>
-            <w:r>
-              <w:rPr>
-                <w:rFonts w:ascii="Times New Roman" w:hAnsi="Times New Roman" w:cs="Times New Roman"/>
-                <w:color w:val="000000"/>
-                <w:sz w:val="19"/>
-                <w:szCs w:val="19"/>
-              </w:rPr>
-              <w:t>77.52%</w:t>
-            </w:r>
-          </w:p>
-        </w:tc>
-        <w:tc>
-          <w:tcPr>
-            <w:tcW w:w="0" w:type="auto"/>
-            <w:tcBorders>
-              <w:top w:val="single" w:sz="6" w:space="0" w:color="000000"/>
-              <w:left w:val="single" w:sz="6" w:space="0" w:color="000000"/>
-              <w:bottom w:val="single" w:sz="6" w:space="0" w:color="000000"/>
-              <w:right w:val="single" w:sz="6" w:space="0" w:color="000000"/>
-            </w:tcBorders>
-            <w:tcMar>
-              <w:top w:w="30" w:type="dxa"/>
-              <w:left w:w="75" w:type="dxa"/>
-              <w:bottom w:w="30" w:type="dxa"/>
-              <w:right w:w="75" w:type="dxa"/>
-            </w:tcMar>
-            <w:vAlign w:val="center"/>
-            <w:hideMark/>
-          </w:tcPr>
-          <w:p>
-            <w:pPr>
-              <w:spacing w:before="90" w:after="90"/>
-              <w:jc w:val="center"/>
-              <w:rPr>
-                <w:rFonts w:ascii="Times New Roman" w:hAnsi="Times New Roman" w:cs="Times New Roman"/>
-                <w:color w:val="000000"/>
-                <w:sz w:val="19"/>
-                <w:szCs w:val="19"/>
-              </w:rPr>
-            </w:pPr>
-            <w:r>
-              <w:rPr>
-                <w:rFonts w:ascii="Times New Roman" w:hAnsi="Times New Roman" w:cs="Times New Roman"/>
-                <w:color w:val="000000"/>
-                <w:sz w:val="19"/>
-                <w:szCs w:val="19"/>
-              </w:rPr>
-              <w:t>23.36%</w:t>
-            </w:r>
-          </w:p>
-        </w:tc>
-        <w:tc>
-          <w:tcPr>
-            <w:tcW w:w="0" w:type="auto"/>
-            <w:tcBorders>
-              <w:top w:val="single" w:sz="6" w:space="0" w:color="000000"/>
-              <w:left w:val="single" w:sz="6" w:space="0" w:color="000000"/>
-              <w:bottom w:val="single" w:sz="6" w:space="0" w:color="000000"/>
-              <w:right w:val="single" w:sz="6" w:space="0" w:color="000000"/>
-            </w:tcBorders>
-            <w:tcMar>
-              <w:top w:w="30" w:type="dxa"/>
-              <w:left w:w="75" w:type="dxa"/>
-              <w:bottom w:w="30" w:type="dxa"/>
-              <w:right w:w="75" w:type="dxa"/>
-            </w:tcMar>
-            <w:vAlign w:val="center"/>
-            <w:hideMark/>
-          </w:tcPr>
-          <w:p>
-            <w:pPr>
-              <w:spacing w:before="90" w:after="90"/>
-              <w:jc w:val="center"/>
-              <w:rPr>
-                <w:rFonts w:ascii="Times New Roman" w:hAnsi="Times New Roman" w:cs="Times New Roman"/>
-                <w:color w:val="000000"/>
-                <w:sz w:val="19"/>
-                <w:szCs w:val="19"/>
-              </w:rPr>
-            </w:pPr>
-            <w:r>
-              <w:rPr>
-                <w:rFonts w:ascii="Times New Roman" w:hAnsi="Times New Roman" w:cs="Times New Roman"/>
-                <w:color w:val="000000"/>
-                <w:sz w:val="19"/>
-                <w:szCs w:val="19"/>
-              </w:rPr>
-              <w:t>0.359</w:t>
-            </w:r>
-          </w:p>
-        </w:tc>
-        <w:tc>
-          <w:tcPr>
-            <w:tcW w:w="0" w:type="auto"/>
-            <w:tcBorders>
-              <w:top w:val="single" w:sz="6" w:space="0" w:color="000000"/>
-              <w:left w:val="single" w:sz="6" w:space="0" w:color="000000"/>
-              <w:bottom w:val="single" w:sz="6" w:space="0" w:color="000000"/>
-              <w:right w:val="single" w:sz="6" w:space="0" w:color="000000"/>
-            </w:tcBorders>
-            <w:tcMar>
-              <w:top w:w="30" w:type="dxa"/>
-              <w:left w:w="75" w:type="dxa"/>
-              <w:bottom w:w="30" w:type="dxa"/>
-              <w:right w:w="75" w:type="dxa"/>
-            </w:tcMar>
-            <w:vAlign w:val="center"/>
-            <w:hideMark/>
-          </w:tcPr>
-          <w:p>
-            <w:pPr>
-              <w:spacing w:before="90" w:after="90"/>
-              <w:jc w:val="center"/>
-              <w:rPr>
-                <w:rFonts w:ascii="Times New Roman" w:hAnsi="Times New Roman" w:cs="Times New Roman"/>
-                <w:color w:val="000000"/>
-                <w:sz w:val="19"/>
-                <w:szCs w:val="19"/>
-              </w:rPr>
-            </w:pPr>
-            <w:r>
-              <w:rPr>
-                <w:rFonts w:ascii="Times New Roman" w:hAnsi="Times New Roman" w:cs="Times New Roman"/>
-                <w:color w:val="000000"/>
-                <w:sz w:val="19"/>
-                <w:szCs w:val="19"/>
-              </w:rPr>
-              <w:t>0.908</w:t>
-            </w:r>
-          </w:p>
-        </w:tc>
-        <w:tc>
-          <w:tcPr>
-            <w:tcW w:w="0" w:type="auto"/>
-            <w:tcBorders>
-              <w:top w:val="single" w:sz="6" w:space="0" w:color="000000"/>
-              <w:left w:val="single" w:sz="6" w:space="0" w:color="000000"/>
-              <w:bottom w:val="single" w:sz="6" w:space="0" w:color="000000"/>
-              <w:right w:val="single" w:sz="6" w:space="0" w:color="000000"/>
-            </w:tcBorders>
-            <w:tcMar>
-              <w:top w:w="30" w:type="dxa"/>
-              <w:left w:w="75" w:type="dxa"/>
-              <w:bottom w:w="30" w:type="dxa"/>
-              <w:right w:w="75" w:type="dxa"/>
-            </w:tcMar>
-            <w:vAlign w:val="center"/>
-            <w:hideMark/>
-          </w:tcPr>
-          <w:p>
-            <w:pPr>
-              <w:spacing w:before="90" w:after="90"/>
-              <w:jc w:val="center"/>
-              <w:rPr>
-                <w:rFonts w:ascii="Times New Roman" w:hAnsi="Times New Roman" w:cs="Times New Roman"/>
-                <w:color w:val="000000"/>
-                <w:sz w:val="19"/>
-                <w:szCs w:val="19"/>
-              </w:rPr>
-            </w:pPr>
-            <w:r>
-              <w:rPr>
-                <w:rFonts w:ascii="Times New Roman" w:hAnsi="Times New Roman" w:cs="Times New Roman"/>
-                <w:color w:val="000000"/>
-                <w:sz w:val="19"/>
-                <w:szCs w:val="19"/>
-              </w:rPr>
-              <w:t>0.351</w:t>
+            <w:tcW w:type="dxa" w:w="2231"/>
+          </w:tcPr>
+          <w:p>
+            <w:r>
+              <w:t>LSTM-AE(重建式,无监督)</w:t>
+            </w:r>
+          </w:p>
+        </w:tc>
+        <w:tc>
+          <w:tcPr>
+            <w:tcW w:type="dxa" w:w="1246"/>
+          </w:tcPr>
+          <w:p>
+            <w:r>
+              <w:t>6 通道</w:t>
+            </w:r>
+          </w:p>
+        </w:tc>
+        <w:tc>
+          <w:tcPr>
+            <w:tcW w:type="dxa" w:w="792"/>
+          </w:tcPr>
+          <w:p>
+            <w:r>
+              <w:t>—</w:t>
+            </w:r>
+          </w:p>
+        </w:tc>
+        <w:tc>
+          <w:tcPr>
+            <w:tcW w:type="dxa" w:w="928"/>
+          </w:tcPr>
+          <w:p>
+            <w:r>
+              <w:t>—</w:t>
+            </w:r>
+          </w:p>
+        </w:tc>
+        <w:tc>
+          <w:tcPr>
+            <w:tcW w:type="dxa" w:w="596"/>
+          </w:tcPr>
+          <w:p>
+            <w:r>
+              <w:t>—</w:t>
+            </w:r>
+          </w:p>
+        </w:tc>
+        <w:tc>
+          <w:tcPr>
+            <w:tcW w:type="dxa" w:w="596"/>
+          </w:tcPr>
+          <w:p>
+            <w:r>
+              <w:t>0.912</w:t>
+            </w:r>
+          </w:p>
+        </w:tc>
+        <w:tc>
+          <w:tcPr>
+            <w:tcW w:type="dxa" w:w="906"/>
+          </w:tcPr>
+          <w:p>
+            <w:r>
+              <w:t>0.248</w:t>
             </w:r>
           </w:p>
         </w:tc>
@@ -3084,290 +2770,71 @@
       <w:tr>
         <w:tc>
           <w:tcPr>
-            <w:tcW w:w="0" w:type="auto"/>
-            <w:tcBorders>
-              <w:top w:val="single" w:sz="6" w:space="0" w:color="000000"/>
-              <w:left w:val="single" w:sz="6" w:space="0" w:color="000000"/>
-              <w:bottom w:val="single" w:sz="6" w:space="0" w:color="000000"/>
-              <w:right w:val="single" w:sz="6" w:space="0" w:color="000000"/>
-            </w:tcBorders>
-            <w:tcMar>
-              <w:top w:w="30" w:type="dxa"/>
-              <w:left w:w="75" w:type="dxa"/>
-              <w:bottom w:w="30" w:type="dxa"/>
-              <w:right w:w="75" w:type="dxa"/>
-            </w:tcMar>
-            <w:vAlign w:val="center"/>
-            <w:hideMark/>
-          </w:tcPr>
-          <w:p>
-            <w:pPr>
-              <w:spacing w:before="90" w:after="90"/>
-              <w:jc w:val="center"/>
-              <w:rPr>
-                <w:rFonts w:ascii="Times New Roman" w:hAnsi="Times New Roman" w:cs="Times New Roman"/>
-                <w:color w:val="000000"/>
-                <w:sz w:val="19"/>
-                <w:szCs w:val="19"/>
-              </w:rPr>
-            </w:pPr>
-            <w:r>
-              <w:rPr>
-                <w:rFonts w:ascii="Times New Roman" w:hAnsi="Times New Roman" w:cs="Times New Roman"/>
-                <w:color w:val="000000"/>
-                <w:sz w:val="19"/>
-                <w:szCs w:val="19"/>
-              </w:rPr>
-              <w:t>LightGBM</w:t>
-            </w:r>
-          </w:p>
-        </w:tc>
-        <w:tc>
-          <w:tcPr>
-            <w:tcW w:w="0" w:type="auto"/>
-            <w:tcBorders>
-              <w:top w:val="single" w:sz="6" w:space="0" w:color="000000"/>
-              <w:left w:val="single" w:sz="6" w:space="0" w:color="000000"/>
-              <w:bottom w:val="single" w:sz="6" w:space="0" w:color="000000"/>
-              <w:right w:val="single" w:sz="6" w:space="0" w:color="000000"/>
-            </w:tcBorders>
-            <w:tcMar>
-              <w:top w:w="30" w:type="dxa"/>
-              <w:left w:w="75" w:type="dxa"/>
-              <w:bottom w:w="30" w:type="dxa"/>
-              <w:right w:w="75" w:type="dxa"/>
-            </w:tcMar>
-            <w:vAlign w:val="center"/>
-            <w:hideMark/>
-          </w:tcPr>
-          <w:p>
-            <w:pPr>
-              <w:spacing w:before="90" w:after="90"/>
-              <w:jc w:val="center"/>
-              <w:rPr>
-                <w:rFonts w:ascii="Times New Roman" w:hAnsi="Times New Roman" w:cs="Times New Roman"/>
-                <w:color w:val="000000"/>
-                <w:sz w:val="19"/>
-                <w:szCs w:val="19"/>
-              </w:rPr>
-            </w:pPr>
-            <w:r>
-              <w:rPr>
-                <w:rFonts w:ascii="Times New Roman" w:hAnsi="Times New Roman" w:cs="Times New Roman"/>
-                <w:color w:val="000000"/>
-                <w:sz w:val="19"/>
-                <w:szCs w:val="19"/>
-              </w:rPr>
-              <w:t xml:space="preserve">62 </w:t>
-            </w:r>
-            <w:r>
-              <w:rPr>
-                <w:rFonts w:ascii="Times New Roman" w:hAnsi="Times New Roman" w:cs="Times New Roman"/>
-                <w:color w:val="000000"/>
-                <w:sz w:val="19"/>
-                <w:szCs w:val="19"/>
-              </w:rPr>
-              <w:t>维</w:t>
-            </w:r>
-          </w:p>
-        </w:tc>
-        <w:tc>
-          <w:tcPr>
-            <w:tcW w:w="0" w:type="auto"/>
-            <w:tcBorders>
-              <w:top w:val="single" w:sz="6" w:space="0" w:color="000000"/>
-              <w:left w:val="single" w:sz="6" w:space="0" w:color="000000"/>
-              <w:bottom w:val="single" w:sz="6" w:space="0" w:color="000000"/>
-              <w:right w:val="single" w:sz="6" w:space="0" w:color="000000"/>
-            </w:tcBorders>
-            <w:tcMar>
-              <w:top w:w="30" w:type="dxa"/>
-              <w:left w:w="75" w:type="dxa"/>
-              <w:bottom w:w="30" w:type="dxa"/>
-              <w:right w:w="75" w:type="dxa"/>
-            </w:tcMar>
-            <w:vAlign w:val="center"/>
-            <w:hideMark/>
-          </w:tcPr>
-          <w:p>
-            <w:pPr>
-              <w:spacing w:before="90" w:after="90"/>
-              <w:jc w:val="center"/>
-              <w:rPr>
-                <w:rFonts w:ascii="Times New Roman" w:hAnsi="Times New Roman" w:cs="Times New Roman"/>
-                <w:color w:val="000000"/>
-                <w:sz w:val="19"/>
-                <w:szCs w:val="19"/>
-              </w:rPr>
-            </w:pPr>
-            <w:r>
-              <w:rPr>
-                <w:rFonts w:ascii="Times New Roman" w:hAnsi="Times New Roman" w:cs="Times New Roman"/>
-                <w:color w:val="000000"/>
-                <w:sz w:val="19"/>
-                <w:szCs w:val="19"/>
-              </w:rPr>
-              <w:t>31.78%</w:t>
-            </w:r>
-          </w:p>
-        </w:tc>
-        <w:tc>
-          <w:tcPr>
-            <w:tcW w:w="0" w:type="auto"/>
-            <w:tcBorders>
-              <w:top w:val="single" w:sz="6" w:space="0" w:color="000000"/>
-              <w:left w:val="single" w:sz="6" w:space="0" w:color="000000"/>
-              <w:bottom w:val="single" w:sz="6" w:space="0" w:color="000000"/>
-              <w:right w:val="single" w:sz="6" w:space="0" w:color="000000"/>
-            </w:tcBorders>
-            <w:tcMar>
-              <w:top w:w="30" w:type="dxa"/>
-              <w:left w:w="75" w:type="dxa"/>
-              <w:bottom w:w="30" w:type="dxa"/>
-              <w:right w:w="75" w:type="dxa"/>
-            </w:tcMar>
-            <w:vAlign w:val="center"/>
-            <w:hideMark/>
-          </w:tcPr>
-          <w:p>
-            <w:pPr>
-              <w:spacing w:before="90" w:after="90"/>
-              <w:jc w:val="center"/>
-              <w:rPr>
-                <w:rFonts w:ascii="Times New Roman" w:hAnsi="Times New Roman" w:cs="Times New Roman"/>
-                <w:color w:val="000000"/>
-                <w:sz w:val="19"/>
-                <w:szCs w:val="19"/>
-              </w:rPr>
-            </w:pPr>
-            <w:r>
-              <w:rPr>
-                <w:rFonts w:ascii="Times New Roman" w:hAnsi="Times New Roman" w:cs="Times New Roman"/>
-                <w:color w:val="000000"/>
-                <w:sz w:val="19"/>
-                <w:szCs w:val="19"/>
-              </w:rPr>
-              <w:t>97.62%</w:t>
-            </w:r>
-          </w:p>
-        </w:tc>
-        <w:tc>
-          <w:tcPr>
-            <w:tcW w:w="0" w:type="auto"/>
-            <w:tcBorders>
-              <w:top w:val="single" w:sz="6" w:space="0" w:color="000000"/>
-              <w:left w:val="single" w:sz="6" w:space="0" w:color="000000"/>
-              <w:bottom w:val="single" w:sz="6" w:space="0" w:color="000000"/>
-              <w:right w:val="single" w:sz="6" w:space="0" w:color="000000"/>
-            </w:tcBorders>
-            <w:tcMar>
-              <w:top w:w="30" w:type="dxa"/>
-              <w:left w:w="75" w:type="dxa"/>
-              <w:bottom w:w="30" w:type="dxa"/>
-              <w:right w:w="75" w:type="dxa"/>
-            </w:tcMar>
-            <w:vAlign w:val="center"/>
-            <w:hideMark/>
-          </w:tcPr>
-          <w:p>
-            <w:pPr>
-              <w:spacing w:before="90" w:after="90"/>
-              <w:jc w:val="center"/>
-              <w:rPr>
-                <w:rFonts w:ascii="Times New Roman" w:hAnsi="Times New Roman" w:cs="Times New Roman"/>
-                <w:color w:val="000000"/>
-                <w:sz w:val="19"/>
-                <w:szCs w:val="19"/>
-              </w:rPr>
-            </w:pPr>
-            <w:r>
-              <w:rPr>
-                <w:rFonts w:ascii="Times New Roman" w:hAnsi="Times New Roman" w:cs="Times New Roman"/>
-                <w:color w:val="000000"/>
-                <w:sz w:val="19"/>
-                <w:szCs w:val="19"/>
-              </w:rPr>
-              <w:t>0.480</w:t>
-            </w:r>
-          </w:p>
-        </w:tc>
-        <w:tc>
-          <w:tcPr>
-            <w:tcW w:w="0" w:type="auto"/>
-            <w:tcBorders>
-              <w:top w:val="single" w:sz="6" w:space="0" w:color="000000"/>
-              <w:left w:val="single" w:sz="6" w:space="0" w:color="000000"/>
-              <w:bottom w:val="single" w:sz="6" w:space="0" w:color="000000"/>
-              <w:right w:val="single" w:sz="6" w:space="0" w:color="000000"/>
-            </w:tcBorders>
-            <w:tcMar>
-              <w:top w:w="30" w:type="dxa"/>
-              <w:left w:w="75" w:type="dxa"/>
-              <w:bottom w:w="30" w:type="dxa"/>
-              <w:right w:w="75" w:type="dxa"/>
-            </w:tcMar>
-            <w:vAlign w:val="center"/>
-            <w:hideMark/>
-          </w:tcPr>
-          <w:p>
-            <w:pPr>
-              <w:spacing w:before="90" w:after="90"/>
-              <w:jc w:val="center"/>
-              <w:rPr>
-                <w:rFonts w:ascii="Times New Roman" w:hAnsi="Times New Roman" w:cs="Times New Roman"/>
-                <w:color w:val="000000"/>
-                <w:sz w:val="19"/>
-                <w:szCs w:val="19"/>
-              </w:rPr>
-            </w:pPr>
-            <w:r>
-              <w:rPr>
-                <w:rFonts w:ascii="Times New Roman" w:hAnsi="Times New Roman" w:cs="Times New Roman"/>
-                <w:color w:val="000000"/>
-                <w:sz w:val="19"/>
-                <w:szCs w:val="19"/>
-              </w:rPr>
-              <w:t>0.987</w:t>
-            </w:r>
-          </w:p>
-        </w:tc>
-        <w:tc>
-          <w:tcPr>
-            <w:tcW w:w="0" w:type="auto"/>
-            <w:tcBorders>
-              <w:top w:val="single" w:sz="6" w:space="0" w:color="000000"/>
-              <w:left w:val="single" w:sz="6" w:space="0" w:color="000000"/>
-              <w:bottom w:val="single" w:sz="6" w:space="0" w:color="000000"/>
-              <w:right w:val="single" w:sz="6" w:space="0" w:color="000000"/>
-            </w:tcBorders>
-            <w:tcMar>
-              <w:top w:w="30" w:type="dxa"/>
-              <w:left w:w="75" w:type="dxa"/>
-              <w:bottom w:w="30" w:type="dxa"/>
-              <w:right w:w="75" w:type="dxa"/>
-            </w:tcMar>
-            <w:vAlign w:val="center"/>
-            <w:hideMark/>
-          </w:tcPr>
-          <w:p>
-            <w:pPr>
-              <w:spacing w:before="90" w:after="90"/>
-              <w:jc w:val="center"/>
-              <w:rPr>
-                <w:rFonts w:ascii="Times New Roman" w:hAnsi="Times New Roman" w:cs="Times New Roman"/>
-                <w:color w:val="000000"/>
-                <w:sz w:val="19"/>
-                <w:szCs w:val="19"/>
-              </w:rPr>
-            </w:pPr>
-            <w:r>
-              <w:rPr>
-                <w:rFonts w:ascii="Times New Roman" w:hAnsi="Times New Roman" w:cs="Times New Roman"/>
-                <w:color w:val="000000"/>
-                <w:sz w:val="19"/>
-                <w:szCs w:val="19"/>
-              </w:rPr>
-              <w:t>0.868</w:t>
+            <w:tcW w:type="dxa" w:w="2231"/>
+          </w:tcPr>
+          <w:p>
+            <w:r>
+              <w:t>端到端 Bi-LSTM</w:t>
+            </w:r>
+          </w:p>
+        </w:tc>
+        <w:tc>
+          <w:tcPr>
+            <w:tcW w:type="dxa" w:w="1246"/>
+          </w:tcPr>
+          <w:p>
+            <w:r>
+              <w:t>6 通道</w:t>
+            </w:r>
+          </w:p>
+        </w:tc>
+        <w:tc>
+          <w:tcPr>
+            <w:tcW w:type="dxa" w:w="792"/>
+          </w:tcPr>
+          <w:p>
+            <w:r>
+              <w:t>77.52%</w:t>
+            </w:r>
+          </w:p>
+        </w:tc>
+        <w:tc>
+          <w:tcPr>
+            <w:tcW w:type="dxa" w:w="928"/>
+          </w:tcPr>
+          <w:p>
+            <w:r>
+              <w:t>23.36%</w:t>
+            </w:r>
+          </w:p>
+        </w:tc>
+        <w:tc>
+          <w:tcPr>
+            <w:tcW w:type="dxa" w:w="596"/>
+          </w:tcPr>
+          <w:p>
+            <w:r>
+              <w:t>0.359</w:t>
+            </w:r>
+          </w:p>
+        </w:tc>
+        <w:tc>
+          <w:tcPr>
+            <w:tcW w:type="dxa" w:w="596"/>
+          </w:tcPr>
+          <w:p>
+            <w:r>
+              <w:t>0.908</w:t>
+            </w:r>
+          </w:p>
+        </w:tc>
+        <w:tc>
+          <w:tcPr>
+            <w:tcW w:type="dxa" w:w="906"/>
+          </w:tcPr>
+          <w:p>
+            <w:r>
+              <w:t>0.351</w:t>
             </w:r>
           </w:p>
         </w:tc>
@@ -3375,290 +2842,71 @@
       <w:tr>
         <w:tc>
           <w:tcPr>
-            <w:tcW w:w="0" w:type="auto"/>
-            <w:tcBorders>
-              <w:top w:val="single" w:sz="6" w:space="0" w:color="000000"/>
-              <w:left w:val="single" w:sz="6" w:space="0" w:color="000000"/>
-              <w:bottom w:val="single" w:sz="6" w:space="0" w:color="000000"/>
-              <w:right w:val="single" w:sz="6" w:space="0" w:color="000000"/>
-            </w:tcBorders>
-            <w:tcMar>
-              <w:top w:w="30" w:type="dxa"/>
-              <w:left w:w="75" w:type="dxa"/>
-              <w:bottom w:w="30" w:type="dxa"/>
-              <w:right w:w="75" w:type="dxa"/>
-            </w:tcMar>
-            <w:vAlign w:val="center"/>
-            <w:hideMark/>
-          </w:tcPr>
-          <w:p>
-            <w:pPr>
-              <w:spacing w:before="90" w:after="90"/>
-              <w:jc w:val="center"/>
-              <w:rPr>
-                <w:rFonts w:ascii="Times New Roman" w:hAnsi="Times New Roman" w:cs="Times New Roman"/>
-                <w:color w:val="000000"/>
-                <w:sz w:val="19"/>
-                <w:szCs w:val="19"/>
-              </w:rPr>
-            </w:pPr>
-            <w:r>
-              <w:rPr>
-                <w:rFonts w:ascii="Times New Roman" w:hAnsi="Times New Roman" w:cs="Times New Roman"/>
-                <w:color w:val="000000"/>
-                <w:sz w:val="19"/>
-                <w:szCs w:val="19"/>
-              </w:rPr>
-              <w:t>XGBoost</w:t>
-            </w:r>
-          </w:p>
-        </w:tc>
-        <w:tc>
-          <w:tcPr>
-            <w:tcW w:w="0" w:type="auto"/>
-            <w:tcBorders>
-              <w:top w:val="single" w:sz="6" w:space="0" w:color="000000"/>
-              <w:left w:val="single" w:sz="6" w:space="0" w:color="000000"/>
-              <w:bottom w:val="single" w:sz="6" w:space="0" w:color="000000"/>
-              <w:right w:val="single" w:sz="6" w:space="0" w:color="000000"/>
-            </w:tcBorders>
-            <w:tcMar>
-              <w:top w:w="30" w:type="dxa"/>
-              <w:left w:w="75" w:type="dxa"/>
-              <w:bottom w:w="30" w:type="dxa"/>
-              <w:right w:w="75" w:type="dxa"/>
-            </w:tcMar>
-            <w:vAlign w:val="center"/>
-            <w:hideMark/>
-          </w:tcPr>
-          <w:p>
-            <w:pPr>
-              <w:spacing w:before="90" w:after="90"/>
-              <w:jc w:val="center"/>
-              <w:rPr>
-                <w:rFonts w:ascii="Times New Roman" w:hAnsi="Times New Roman" w:cs="Times New Roman"/>
-                <w:color w:val="000000"/>
-                <w:sz w:val="19"/>
-                <w:szCs w:val="19"/>
-              </w:rPr>
-            </w:pPr>
-            <w:r>
-              <w:rPr>
-                <w:rFonts w:ascii="Times New Roman" w:hAnsi="Times New Roman" w:cs="Times New Roman"/>
-                <w:color w:val="000000"/>
-                <w:sz w:val="19"/>
-                <w:szCs w:val="19"/>
-              </w:rPr>
-              <w:t xml:space="preserve">62 </w:t>
-            </w:r>
-            <w:r>
-              <w:rPr>
-                <w:rFonts w:ascii="Times New Roman" w:hAnsi="Times New Roman" w:cs="Times New Roman"/>
-                <w:color w:val="000000"/>
-                <w:sz w:val="19"/>
-                <w:szCs w:val="19"/>
-              </w:rPr>
-              <w:t>维</w:t>
-            </w:r>
-          </w:p>
-        </w:tc>
-        <w:tc>
-          <w:tcPr>
-            <w:tcW w:w="0" w:type="auto"/>
-            <w:tcBorders>
-              <w:top w:val="single" w:sz="6" w:space="0" w:color="000000"/>
-              <w:left w:val="single" w:sz="6" w:space="0" w:color="000000"/>
-              <w:bottom w:val="single" w:sz="6" w:space="0" w:color="000000"/>
-              <w:right w:val="single" w:sz="6" w:space="0" w:color="000000"/>
-            </w:tcBorders>
-            <w:tcMar>
-              <w:top w:w="30" w:type="dxa"/>
-              <w:left w:w="75" w:type="dxa"/>
-              <w:bottom w:w="30" w:type="dxa"/>
-              <w:right w:w="75" w:type="dxa"/>
-            </w:tcMar>
-            <w:vAlign w:val="center"/>
-            <w:hideMark/>
-          </w:tcPr>
-          <w:p>
-            <w:pPr>
-              <w:spacing w:before="90" w:after="90"/>
-              <w:jc w:val="center"/>
-              <w:rPr>
-                <w:rFonts w:ascii="Times New Roman" w:hAnsi="Times New Roman" w:cs="Times New Roman"/>
-                <w:color w:val="000000"/>
-                <w:sz w:val="19"/>
-                <w:szCs w:val="19"/>
-              </w:rPr>
-            </w:pPr>
-            <w:r>
-              <w:rPr>
-                <w:rFonts w:ascii="Times New Roman" w:hAnsi="Times New Roman" w:cs="Times New Roman"/>
-                <w:color w:val="000000"/>
-                <w:sz w:val="19"/>
-                <w:szCs w:val="19"/>
-              </w:rPr>
-              <w:t>32.56%</w:t>
-            </w:r>
-          </w:p>
-        </w:tc>
-        <w:tc>
-          <w:tcPr>
-            <w:tcW w:w="0" w:type="auto"/>
-            <w:tcBorders>
-              <w:top w:val="single" w:sz="6" w:space="0" w:color="000000"/>
-              <w:left w:val="single" w:sz="6" w:space="0" w:color="000000"/>
-              <w:bottom w:val="single" w:sz="6" w:space="0" w:color="000000"/>
-              <w:right w:val="single" w:sz="6" w:space="0" w:color="000000"/>
-            </w:tcBorders>
-            <w:tcMar>
-              <w:top w:w="30" w:type="dxa"/>
-              <w:left w:w="75" w:type="dxa"/>
-              <w:bottom w:w="30" w:type="dxa"/>
-              <w:right w:w="75" w:type="dxa"/>
-            </w:tcMar>
-            <w:vAlign w:val="center"/>
-            <w:hideMark/>
-          </w:tcPr>
-          <w:p>
-            <w:pPr>
-              <w:spacing w:before="90" w:after="90"/>
-              <w:jc w:val="center"/>
-              <w:rPr>
-                <w:rFonts w:ascii="Times New Roman" w:hAnsi="Times New Roman" w:cs="Times New Roman"/>
-                <w:color w:val="000000"/>
-                <w:sz w:val="19"/>
-                <w:szCs w:val="19"/>
-              </w:rPr>
-            </w:pPr>
-            <w:r>
-              <w:rPr>
-                <w:rFonts w:ascii="Times New Roman" w:hAnsi="Times New Roman" w:cs="Times New Roman"/>
-                <w:color w:val="000000"/>
-                <w:sz w:val="19"/>
-                <w:szCs w:val="19"/>
-              </w:rPr>
-              <w:t>95.45%</w:t>
-            </w:r>
-          </w:p>
-        </w:tc>
-        <w:tc>
-          <w:tcPr>
-            <w:tcW w:w="0" w:type="auto"/>
-            <w:tcBorders>
-              <w:top w:val="single" w:sz="6" w:space="0" w:color="000000"/>
-              <w:left w:val="single" w:sz="6" w:space="0" w:color="000000"/>
-              <w:bottom w:val="single" w:sz="6" w:space="0" w:color="000000"/>
-              <w:right w:val="single" w:sz="6" w:space="0" w:color="000000"/>
-            </w:tcBorders>
-            <w:tcMar>
-              <w:top w:w="30" w:type="dxa"/>
-              <w:left w:w="75" w:type="dxa"/>
-              <w:bottom w:w="30" w:type="dxa"/>
-              <w:right w:w="75" w:type="dxa"/>
-            </w:tcMar>
-            <w:vAlign w:val="center"/>
-            <w:hideMark/>
-          </w:tcPr>
-          <w:p>
-            <w:pPr>
-              <w:spacing w:before="90" w:after="90"/>
-              <w:jc w:val="center"/>
-              <w:rPr>
-                <w:rFonts w:ascii="Times New Roman" w:hAnsi="Times New Roman" w:cs="Times New Roman"/>
-                <w:color w:val="000000"/>
-                <w:sz w:val="19"/>
-                <w:szCs w:val="19"/>
-              </w:rPr>
-            </w:pPr>
-            <w:r>
-              <w:rPr>
-                <w:rFonts w:ascii="Times New Roman" w:hAnsi="Times New Roman" w:cs="Times New Roman"/>
-                <w:color w:val="000000"/>
-                <w:sz w:val="19"/>
-                <w:szCs w:val="19"/>
-              </w:rPr>
-              <w:t>0.486</w:t>
-            </w:r>
-          </w:p>
-        </w:tc>
-        <w:tc>
-          <w:tcPr>
-            <w:tcW w:w="0" w:type="auto"/>
-            <w:tcBorders>
-              <w:top w:val="single" w:sz="6" w:space="0" w:color="000000"/>
-              <w:left w:val="single" w:sz="6" w:space="0" w:color="000000"/>
-              <w:bottom w:val="single" w:sz="6" w:space="0" w:color="000000"/>
-              <w:right w:val="single" w:sz="6" w:space="0" w:color="000000"/>
-            </w:tcBorders>
-            <w:tcMar>
-              <w:top w:w="30" w:type="dxa"/>
-              <w:left w:w="75" w:type="dxa"/>
-              <w:bottom w:w="30" w:type="dxa"/>
-              <w:right w:w="75" w:type="dxa"/>
-            </w:tcMar>
-            <w:vAlign w:val="center"/>
-            <w:hideMark/>
-          </w:tcPr>
-          <w:p>
-            <w:pPr>
-              <w:spacing w:before="90" w:after="90"/>
-              <w:jc w:val="center"/>
-              <w:rPr>
-                <w:rFonts w:ascii="Times New Roman" w:hAnsi="Times New Roman" w:cs="Times New Roman"/>
-                <w:color w:val="000000"/>
-                <w:sz w:val="19"/>
-                <w:szCs w:val="19"/>
-              </w:rPr>
-            </w:pPr>
-            <w:r>
-              <w:rPr>
-                <w:rFonts w:ascii="Times New Roman" w:hAnsi="Times New Roman" w:cs="Times New Roman"/>
-                <w:color w:val="000000"/>
-                <w:sz w:val="19"/>
-                <w:szCs w:val="19"/>
-              </w:rPr>
-              <w:t>0.991</w:t>
-            </w:r>
-          </w:p>
-        </w:tc>
-        <w:tc>
-          <w:tcPr>
-            <w:tcW w:w="0" w:type="auto"/>
-            <w:tcBorders>
-              <w:top w:val="single" w:sz="6" w:space="0" w:color="000000"/>
-              <w:left w:val="single" w:sz="6" w:space="0" w:color="000000"/>
-              <w:bottom w:val="single" w:sz="6" w:space="0" w:color="000000"/>
-              <w:right w:val="single" w:sz="6" w:space="0" w:color="000000"/>
-            </w:tcBorders>
-            <w:tcMar>
-              <w:top w:w="30" w:type="dxa"/>
-              <w:left w:w="75" w:type="dxa"/>
-              <w:bottom w:w="30" w:type="dxa"/>
-              <w:right w:w="75" w:type="dxa"/>
-            </w:tcMar>
-            <w:vAlign w:val="center"/>
-            <w:hideMark/>
-          </w:tcPr>
-          <w:p>
-            <w:pPr>
-              <w:spacing w:before="90" w:after="90"/>
-              <w:jc w:val="center"/>
-              <w:rPr>
-                <w:rFonts w:ascii="Times New Roman" w:hAnsi="Times New Roman" w:cs="Times New Roman"/>
-                <w:color w:val="000000"/>
-                <w:sz w:val="19"/>
-                <w:szCs w:val="19"/>
-              </w:rPr>
-            </w:pPr>
-            <w:r>
-              <w:rPr>
-                <w:rFonts w:ascii="Times New Roman" w:hAnsi="Times New Roman" w:cs="Times New Roman"/>
-                <w:color w:val="000000"/>
-                <w:sz w:val="19"/>
-                <w:szCs w:val="19"/>
-              </w:rPr>
-              <w:t>0.887</w:t>
+            <w:tcW w:type="dxa" w:w="2231"/>
+          </w:tcPr>
+          <w:p>
+            <w:r>
+              <w:t>DualTransformer</w:t>
+            </w:r>
+          </w:p>
+        </w:tc>
+        <w:tc>
+          <w:tcPr>
+            <w:tcW w:type="dxa" w:w="1246"/>
+          </w:tcPr>
+          <w:p>
+            <w:r>
+              <w:t>6 通道+62 维</w:t>
+            </w:r>
+          </w:p>
+        </w:tc>
+        <w:tc>
+          <w:tcPr>
+            <w:tcW w:type="dxa" w:w="792"/>
+          </w:tcPr>
+          <w:p>
+            <w:r>
+              <w:t>25.58%</w:t>
+            </w:r>
+          </w:p>
+        </w:tc>
+        <w:tc>
+          <w:tcPr>
+            <w:tcW w:type="dxa" w:w="928"/>
+          </w:tcPr>
+          <w:p>
+            <w:r>
+              <w:t>32.35%</w:t>
+            </w:r>
+          </w:p>
+        </w:tc>
+        <w:tc>
+          <w:tcPr>
+            <w:tcW w:type="dxa" w:w="596"/>
+          </w:tcPr>
+          <w:p>
+            <w:r>
+              <w:t>0.286</w:t>
+            </w:r>
+          </w:p>
+        </w:tc>
+        <w:tc>
+          <w:tcPr>
+            <w:tcW w:type="dxa" w:w="596"/>
+          </w:tcPr>
+          <w:p>
+            <w:r>
+              <w:t>0.758</w:t>
+            </w:r>
+          </w:p>
+        </w:tc>
+        <w:tc>
+          <w:tcPr>
+            <w:tcW w:type="dxa" w:w="906"/>
+          </w:tcPr>
+          <w:p>
+            <w:r>
+              <w:t>0.242</w:t>
             </w:r>
           </w:p>
         </w:tc>
@@ -3666,341 +2914,430 @@
       <w:tr>
         <w:tc>
           <w:tcPr>
-            <w:tcW w:w="0" w:type="auto"/>
-            <w:tcBorders>
-              <w:top w:val="single" w:sz="6" w:space="0" w:color="000000"/>
-              <w:left w:val="single" w:sz="6" w:space="0" w:color="000000"/>
-              <w:bottom w:val="single" w:sz="6" w:space="0" w:color="000000"/>
-              <w:right w:val="single" w:sz="6" w:space="0" w:color="000000"/>
-            </w:tcBorders>
-            <w:tcMar>
-              <w:top w:w="30" w:type="dxa"/>
-              <w:left w:w="75" w:type="dxa"/>
-              <w:bottom w:w="30" w:type="dxa"/>
-              <w:right w:w="75" w:type="dxa"/>
-            </w:tcMar>
-            <w:vAlign w:val="center"/>
-            <w:hideMark/>
-          </w:tcPr>
-          <w:p>
-            <w:pPr>
-              <w:spacing w:before="90" w:after="90"/>
-              <w:jc w:val="center"/>
-              <w:rPr>
-                <w:rFonts w:ascii="Times New Roman" w:hAnsi="Times New Roman" w:cs="Times New Roman"/>
-                <w:color w:val="000000"/>
-                <w:sz w:val="19"/>
-                <w:szCs w:val="19"/>
-              </w:rPr>
-            </w:pPr>
-            <w:r>
-              <w:rPr>
-                <w:rFonts w:ascii="Times New Roman" w:hAnsi="Times New Roman" w:cs="Times New Roman"/>
-                <w:b/>
-                <w:bCs/>
-                <w:color w:val="000000"/>
-                <w:sz w:val="19"/>
-                <w:szCs w:val="19"/>
-              </w:rPr>
-              <w:t xml:space="preserve">Token-Attn(7-seed </w:t>
-            </w:r>
-            <w:r>
-              <w:rPr>
-                <w:rFonts w:ascii="Times New Roman" w:hAnsi="Times New Roman" w:cs="Times New Roman"/>
-                <w:b/>
-                <w:bCs/>
-                <w:color w:val="000000"/>
-                <w:sz w:val="19"/>
-                <w:szCs w:val="19"/>
-              </w:rPr>
-              <w:t>集成</w:t>
-            </w:r>
-            <w:r>
-              <w:rPr>
-                <w:rFonts w:ascii="Times New Roman" w:hAnsi="Times New Roman" w:cs="Times New Roman"/>
-                <w:b/>
-                <w:bCs/>
-                <w:color w:val="000000"/>
-                <w:sz w:val="19"/>
-                <w:szCs w:val="19"/>
-              </w:rPr>
-              <w:t>)</w:t>
-            </w:r>
-          </w:p>
-        </w:tc>
-        <w:tc>
-          <w:tcPr>
-            <w:tcW w:w="0" w:type="auto"/>
-            <w:tcBorders>
-              <w:top w:val="single" w:sz="6" w:space="0" w:color="000000"/>
-              <w:left w:val="single" w:sz="6" w:space="0" w:color="000000"/>
-              <w:bottom w:val="single" w:sz="6" w:space="0" w:color="000000"/>
-              <w:right w:val="single" w:sz="6" w:space="0" w:color="000000"/>
-            </w:tcBorders>
-            <w:tcMar>
-              <w:top w:w="30" w:type="dxa"/>
-              <w:left w:w="75" w:type="dxa"/>
-              <w:bottom w:w="30" w:type="dxa"/>
-              <w:right w:w="75" w:type="dxa"/>
-            </w:tcMar>
-            <w:vAlign w:val="center"/>
-            <w:hideMark/>
-          </w:tcPr>
-          <w:p>
-            <w:pPr>
-              <w:spacing w:before="90" w:after="90"/>
-              <w:jc w:val="center"/>
-              <w:rPr>
-                <w:rFonts w:ascii="Times New Roman" w:hAnsi="Times New Roman" w:cs="Times New Roman"/>
-                <w:color w:val="000000"/>
-                <w:sz w:val="19"/>
-                <w:szCs w:val="19"/>
-              </w:rPr>
-            </w:pPr>
-            <w:r>
-              <w:rPr>
-                <w:rFonts w:ascii="Times New Roman" w:hAnsi="Times New Roman" w:cs="Times New Roman"/>
-                <w:color w:val="000000"/>
-                <w:sz w:val="19"/>
-                <w:szCs w:val="19"/>
-              </w:rPr>
-              <w:t xml:space="preserve">6 </w:t>
-            </w:r>
-            <w:r>
-              <w:rPr>
-                <w:rFonts w:ascii="Times New Roman" w:hAnsi="Times New Roman" w:cs="Times New Roman"/>
-                <w:color w:val="000000"/>
-                <w:sz w:val="19"/>
-                <w:szCs w:val="19"/>
-              </w:rPr>
-              <w:t>通道</w:t>
-            </w:r>
-            <w:r>
-              <w:rPr>
-                <w:rFonts w:ascii="Times New Roman" w:hAnsi="Times New Roman" w:cs="Times New Roman"/>
-                <w:color w:val="000000"/>
-                <w:sz w:val="19"/>
-                <w:szCs w:val="19"/>
-              </w:rPr>
-              <w:t xml:space="preserve">+62 </w:t>
-            </w:r>
-            <w:r>
-              <w:rPr>
-                <w:rFonts w:ascii="Times New Roman" w:hAnsi="Times New Roman" w:cs="Times New Roman"/>
-                <w:color w:val="000000"/>
-                <w:sz w:val="19"/>
-                <w:szCs w:val="19"/>
-              </w:rPr>
-              <w:t>维</w:t>
-            </w:r>
-          </w:p>
-        </w:tc>
-        <w:tc>
-          <w:tcPr>
-            <w:tcW w:w="0" w:type="auto"/>
-            <w:tcBorders>
-              <w:top w:val="single" w:sz="6" w:space="0" w:color="000000"/>
-              <w:left w:val="single" w:sz="6" w:space="0" w:color="000000"/>
-              <w:bottom w:val="single" w:sz="6" w:space="0" w:color="000000"/>
-              <w:right w:val="single" w:sz="6" w:space="0" w:color="000000"/>
-            </w:tcBorders>
-            <w:tcMar>
-              <w:top w:w="30" w:type="dxa"/>
-              <w:left w:w="75" w:type="dxa"/>
-              <w:bottom w:w="30" w:type="dxa"/>
-              <w:right w:w="75" w:type="dxa"/>
-            </w:tcMar>
-            <w:vAlign w:val="center"/>
-            <w:hideMark/>
-          </w:tcPr>
-          <w:p>
-            <w:pPr>
-              <w:spacing w:before="90" w:after="90"/>
-              <w:jc w:val="center"/>
-              <w:rPr>
-                <w:rFonts w:ascii="Times New Roman" w:hAnsi="Times New Roman" w:cs="Times New Roman"/>
-                <w:color w:val="000000"/>
-                <w:sz w:val="19"/>
-                <w:szCs w:val="19"/>
-              </w:rPr>
-            </w:pPr>
-            <w:r>
-              <w:rPr>
-                <w:rFonts w:ascii="Times New Roman" w:hAnsi="Times New Roman" w:cs="Times New Roman"/>
-                <w:b/>
-                <w:bCs/>
-                <w:color w:val="000000"/>
-                <w:sz w:val="19"/>
-                <w:szCs w:val="19"/>
-              </w:rPr>
+            <w:tcW w:type="dxa" w:w="2231"/>
+          </w:tcPr>
+          <w:p>
+            <w:r>
+              <w:t>iTransformer</w:t>
+            </w:r>
+          </w:p>
+        </w:tc>
+        <w:tc>
+          <w:tcPr>
+            <w:tcW w:type="dxa" w:w="1246"/>
+          </w:tcPr>
+          <w:p>
+            <w:r>
+              <w:t>6 通道+62 维</w:t>
+            </w:r>
+          </w:p>
+        </w:tc>
+        <w:tc>
+          <w:tcPr>
+            <w:tcW w:type="dxa" w:w="792"/>
+          </w:tcPr>
+          <w:p>
+            <w:r>
+              <w:t>46.51%</w:t>
+            </w:r>
+          </w:p>
+        </w:tc>
+        <w:tc>
+          <w:tcPr>
+            <w:tcW w:type="dxa" w:w="928"/>
+          </w:tcPr>
+          <w:p>
+            <w:r>
+              <w:t>66.67%</w:t>
+            </w:r>
+          </w:p>
+        </w:tc>
+        <w:tc>
+          <w:tcPr>
+            <w:tcW w:type="dxa" w:w="596"/>
+          </w:tcPr>
+          <w:p>
+            <w:r>
+              <w:t>0.548</w:t>
+            </w:r>
+          </w:p>
+        </w:tc>
+        <w:tc>
+          <w:tcPr>
+            <w:tcW w:type="dxa" w:w="596"/>
+          </w:tcPr>
+          <w:p>
+            <w:r>
+              <w:t>0.932</w:t>
+            </w:r>
+          </w:p>
+        </w:tc>
+        <w:tc>
+          <w:tcPr>
+            <w:tcW w:type="dxa" w:w="906"/>
+          </w:tcPr>
+          <w:p>
+            <w:r>
+              <w:t>0.595</w:t>
+            </w:r>
+          </w:p>
+        </w:tc>
+      </w:tr>
+      <w:tr>
+        <w:tc>
+          <w:tcPr>
+            <w:tcW w:type="dxa" w:w="2231"/>
+          </w:tcPr>
+          <w:p>
+            <w:r>
+              <w:t>FT-Transformer</w:t>
+            </w:r>
+          </w:p>
+        </w:tc>
+        <w:tc>
+          <w:tcPr>
+            <w:tcW w:type="dxa" w:w="1246"/>
+          </w:tcPr>
+          <w:p>
+            <w:r>
+              <w:t>6 通道+62 维</w:t>
+            </w:r>
+          </w:p>
+        </w:tc>
+        <w:tc>
+          <w:tcPr>
+            <w:tcW w:type="dxa" w:w="792"/>
+          </w:tcPr>
+          <w:p>
+            <w:r>
+              <w:t>57.36%</w:t>
+            </w:r>
+          </w:p>
+        </w:tc>
+        <w:tc>
+          <w:tcPr>
+            <w:tcW w:type="dxa" w:w="928"/>
+          </w:tcPr>
+          <w:p>
+            <w:r>
+              <w:t>63.79%</w:t>
+            </w:r>
+          </w:p>
+        </w:tc>
+        <w:tc>
+          <w:tcPr>
+            <w:tcW w:type="dxa" w:w="596"/>
+          </w:tcPr>
+          <w:p>
+            <w:r>
+              <w:t>0.604</w:t>
+            </w:r>
+          </w:p>
+        </w:tc>
+        <w:tc>
+          <w:tcPr>
+            <w:tcW w:type="dxa" w:w="596"/>
+          </w:tcPr>
+          <w:p>
+            <w:r>
+              <w:t>0.950</w:t>
+            </w:r>
+          </w:p>
+        </w:tc>
+        <w:tc>
+          <w:tcPr>
+            <w:tcW w:type="dxa" w:w="906"/>
+          </w:tcPr>
+          <w:p>
+            <w:r>
+              <w:t>0.624</w:t>
+            </w:r>
+          </w:p>
+        </w:tc>
+      </w:tr>
+      <w:tr>
+        <w:tc>
+          <w:tcPr>
+            <w:tcW w:type="dxa" w:w="2231"/>
+          </w:tcPr>
+          <w:p>
+            <w:r>
+              <w:t>PatchTST</w:t>
+            </w:r>
+          </w:p>
+        </w:tc>
+        <w:tc>
+          <w:tcPr>
+            <w:tcW w:type="dxa" w:w="1246"/>
+          </w:tcPr>
+          <w:p>
+            <w:r>
+              <w:t>6 通道+62 维</w:t>
+            </w:r>
+          </w:p>
+        </w:tc>
+        <w:tc>
+          <w:tcPr>
+            <w:tcW w:type="dxa" w:w="792"/>
+          </w:tcPr>
+          <w:p>
+            <w:r>
+              <w:t>61.24%</w:t>
+            </w:r>
+          </w:p>
+        </w:tc>
+        <w:tc>
+          <w:tcPr>
+            <w:tcW w:type="dxa" w:w="928"/>
+          </w:tcPr>
+          <w:p>
+            <w:r>
+              <w:t>71.17%</w:t>
+            </w:r>
+          </w:p>
+        </w:tc>
+        <w:tc>
+          <w:tcPr>
+            <w:tcW w:type="dxa" w:w="596"/>
+          </w:tcPr>
+          <w:p>
+            <w:r>
+              <w:t>0.658</w:t>
+            </w:r>
+          </w:p>
+        </w:tc>
+        <w:tc>
+          <w:tcPr>
+            <w:tcW w:type="dxa" w:w="596"/>
+          </w:tcPr>
+          <w:p>
+            <w:r>
+              <w:t>0.957</w:t>
+            </w:r>
+          </w:p>
+        </w:tc>
+        <w:tc>
+          <w:tcPr>
+            <w:tcW w:type="dxa" w:w="906"/>
+          </w:tcPr>
+          <w:p>
+            <w:r>
+              <w:t>0.679</w:t>
+            </w:r>
+          </w:p>
+        </w:tc>
+      </w:tr>
+      <w:tr>
+        <w:tc>
+          <w:tcPr>
+            <w:tcW w:type="dxa" w:w="2231"/>
+          </w:tcPr>
+          <w:p>
+            <w:r>
+              <w:t>LightGBM</w:t>
+            </w:r>
+          </w:p>
+        </w:tc>
+        <w:tc>
+          <w:tcPr>
+            <w:tcW w:type="dxa" w:w="1246"/>
+          </w:tcPr>
+          <w:p>
+            <w:r>
+              <w:t>62 维</w:t>
+            </w:r>
+          </w:p>
+        </w:tc>
+        <w:tc>
+          <w:tcPr>
+            <w:tcW w:type="dxa" w:w="792"/>
+          </w:tcPr>
+          <w:p>
+            <w:r>
+              <w:t>31.78%</w:t>
+            </w:r>
+          </w:p>
+        </w:tc>
+        <w:tc>
+          <w:tcPr>
+            <w:tcW w:type="dxa" w:w="928"/>
+          </w:tcPr>
+          <w:p>
+            <w:r>
+              <w:t>97.62%</w:t>
+            </w:r>
+          </w:p>
+        </w:tc>
+        <w:tc>
+          <w:tcPr>
+            <w:tcW w:type="dxa" w:w="596"/>
+          </w:tcPr>
+          <w:p>
+            <w:r>
+              <w:t>0.480</w:t>
+            </w:r>
+          </w:p>
+        </w:tc>
+        <w:tc>
+          <w:tcPr>
+            <w:tcW w:type="dxa" w:w="596"/>
+          </w:tcPr>
+          <w:p>
+            <w:r>
+              <w:t>0.987</w:t>
+            </w:r>
+          </w:p>
+        </w:tc>
+        <w:tc>
+          <w:tcPr>
+            <w:tcW w:type="dxa" w:w="906"/>
+          </w:tcPr>
+          <w:p>
+            <w:r>
+              <w:t>0.868</w:t>
+            </w:r>
+          </w:p>
+        </w:tc>
+      </w:tr>
+      <w:tr>
+        <w:tc>
+          <w:tcPr>
+            <w:tcW w:type="dxa" w:w="2231"/>
+          </w:tcPr>
+          <w:p>
+            <w:r>
+              <w:t>XGBoost</w:t>
+            </w:r>
+          </w:p>
+        </w:tc>
+        <w:tc>
+          <w:tcPr>
+            <w:tcW w:type="dxa" w:w="1246"/>
+          </w:tcPr>
+          <w:p>
+            <w:r>
+              <w:t>62 维</w:t>
+            </w:r>
+          </w:p>
+        </w:tc>
+        <w:tc>
+          <w:tcPr>
+            <w:tcW w:type="dxa" w:w="792"/>
+          </w:tcPr>
+          <w:p>
+            <w:r>
+              <w:t>32.56%</w:t>
+            </w:r>
+          </w:p>
+        </w:tc>
+        <w:tc>
+          <w:tcPr>
+            <w:tcW w:type="dxa" w:w="928"/>
+          </w:tcPr>
+          <w:p>
+            <w:r>
+              <w:t>95.45%</w:t>
+            </w:r>
+          </w:p>
+        </w:tc>
+        <w:tc>
+          <w:tcPr>
+            <w:tcW w:type="dxa" w:w="596"/>
+          </w:tcPr>
+          <w:p>
+            <w:r>
+              <w:t>0.486</w:t>
+            </w:r>
+          </w:p>
+        </w:tc>
+        <w:tc>
+          <w:tcPr>
+            <w:tcW w:type="dxa" w:w="596"/>
+          </w:tcPr>
+          <w:p>
+            <w:r>
+              <w:t>0.991</w:t>
+            </w:r>
+          </w:p>
+        </w:tc>
+        <w:tc>
+          <w:tcPr>
+            <w:tcW w:type="dxa" w:w="906"/>
+          </w:tcPr>
+          <w:p>
+            <w:r>
+              <w:t>0.887</w:t>
+            </w:r>
+          </w:p>
+        </w:tc>
+      </w:tr>
+      <w:tr>
+        <w:tc>
+          <w:tcPr>
+            <w:tcW w:type="dxa" w:w="2231"/>
+          </w:tcPr>
+          <w:p>
+            <w:r>
+              <w:t>Token-Attn(7-seed 集成)</w:t>
+            </w:r>
+          </w:p>
+        </w:tc>
+        <w:tc>
+          <w:tcPr>
+            <w:tcW w:type="dxa" w:w="1246"/>
+          </w:tcPr>
+          <w:p>
+            <w:r>
+              <w:t>6 通道+62 维</w:t>
+            </w:r>
+          </w:p>
+        </w:tc>
+        <w:tc>
+          <w:tcPr>
+            <w:tcW w:type="dxa" w:w="792"/>
+          </w:tcPr>
+          <w:p>
+            <w:r>
               <w:t>68.99%</w:t>
             </w:r>
           </w:p>
         </w:tc>
         <w:tc>
           <w:tcPr>
-            <w:tcW w:w="0" w:type="auto"/>
-            <w:tcBorders>
-              <w:top w:val="single" w:sz="6" w:space="0" w:color="000000"/>
-              <w:left w:val="single" w:sz="6" w:space="0" w:color="000000"/>
-              <w:bottom w:val="single" w:sz="6" w:space="0" w:color="000000"/>
-              <w:right w:val="single" w:sz="6" w:space="0" w:color="000000"/>
-            </w:tcBorders>
-            <w:tcMar>
-              <w:top w:w="30" w:type="dxa"/>
-              <w:left w:w="75" w:type="dxa"/>
-              <w:bottom w:w="30" w:type="dxa"/>
-              <w:right w:w="75" w:type="dxa"/>
-            </w:tcMar>
-            <w:vAlign w:val="center"/>
-            <w:hideMark/>
-          </w:tcPr>
-          <w:p>
-            <w:pPr>
-              <w:spacing w:before="90" w:after="90"/>
-              <w:jc w:val="center"/>
-              <w:rPr>
-                <w:rFonts w:ascii="Times New Roman" w:hAnsi="Times New Roman" w:cs="Times New Roman"/>
-                <w:color w:val="000000"/>
-                <w:sz w:val="19"/>
-                <w:szCs w:val="19"/>
-              </w:rPr>
-            </w:pPr>
-            <w:r>
-              <w:rPr>
-                <w:rFonts w:ascii="Times New Roman" w:hAnsi="Times New Roman" w:cs="Times New Roman"/>
-                <w:b/>
-                <w:bCs/>
-                <w:color w:val="000000"/>
-                <w:sz w:val="19"/>
-                <w:szCs w:val="19"/>
-              </w:rPr>
+            <w:tcW w:type="dxa" w:w="928"/>
+          </w:tcPr>
+          <w:p>
+            <w:r>
               <w:t>93.68%</w:t>
             </w:r>
           </w:p>
         </w:tc>
         <w:tc>
           <w:tcPr>
-            <w:tcW w:w="0" w:type="auto"/>
-            <w:tcBorders>
-              <w:top w:val="single" w:sz="6" w:space="0" w:color="000000"/>
-              <w:left w:val="single" w:sz="6" w:space="0" w:color="000000"/>
-              <w:bottom w:val="single" w:sz="6" w:space="0" w:color="000000"/>
-              <w:right w:val="single" w:sz="6" w:space="0" w:color="000000"/>
-            </w:tcBorders>
-            <w:tcMar>
-              <w:top w:w="30" w:type="dxa"/>
-              <w:left w:w="75" w:type="dxa"/>
-              <w:bottom w:w="30" w:type="dxa"/>
-              <w:right w:w="75" w:type="dxa"/>
-            </w:tcMar>
-            <w:vAlign w:val="center"/>
-            <w:hideMark/>
-          </w:tcPr>
-          <w:p>
-            <w:pPr>
-              <w:spacing w:before="90" w:after="90"/>
-              <w:jc w:val="center"/>
-              <w:rPr>
-                <w:rFonts w:ascii="Times New Roman" w:hAnsi="Times New Roman" w:cs="Times New Roman"/>
-                <w:color w:val="000000"/>
-                <w:sz w:val="19"/>
-                <w:szCs w:val="19"/>
-              </w:rPr>
-            </w:pPr>
-            <w:r>
-              <w:rPr>
-                <w:rFonts w:ascii="Times New Roman" w:hAnsi="Times New Roman" w:cs="Times New Roman"/>
-                <w:b/>
-                <w:bCs/>
-                <w:color w:val="000000"/>
-                <w:sz w:val="19"/>
-                <w:szCs w:val="19"/>
-              </w:rPr>
+            <w:tcW w:type="dxa" w:w="596"/>
+          </w:tcPr>
+          <w:p>
+            <w:r>
               <w:t>0.795</w:t>
             </w:r>
           </w:p>
         </w:tc>
         <w:tc>
           <w:tcPr>
-            <w:tcW w:w="0" w:type="auto"/>
-            <w:tcBorders>
-              <w:top w:val="single" w:sz="6" w:space="0" w:color="000000"/>
-              <w:left w:val="single" w:sz="6" w:space="0" w:color="000000"/>
-              <w:bottom w:val="single" w:sz="6" w:space="0" w:color="000000"/>
-              <w:right w:val="single" w:sz="6" w:space="0" w:color="000000"/>
-            </w:tcBorders>
-            <w:tcMar>
-              <w:top w:w="30" w:type="dxa"/>
-              <w:left w:w="75" w:type="dxa"/>
-              <w:bottom w:w="30" w:type="dxa"/>
-              <w:right w:w="75" w:type="dxa"/>
-            </w:tcMar>
-            <w:vAlign w:val="center"/>
-            <w:hideMark/>
-          </w:tcPr>
-          <w:p>
-            <w:pPr>
-              <w:spacing w:before="90" w:after="90"/>
-              <w:jc w:val="center"/>
-              <w:rPr>
-                <w:rFonts w:ascii="Times New Roman" w:hAnsi="Times New Roman" w:cs="Times New Roman"/>
-                <w:color w:val="000000"/>
-                <w:sz w:val="19"/>
-                <w:szCs w:val="19"/>
-              </w:rPr>
-            </w:pPr>
-            <w:r>
-              <w:rPr>
-                <w:rFonts w:ascii="Times New Roman" w:hAnsi="Times New Roman" w:cs="Times New Roman"/>
-                <w:b/>
-                <w:bCs/>
-                <w:color w:val="000000"/>
-                <w:sz w:val="19"/>
-                <w:szCs w:val="19"/>
-              </w:rPr>
+            <w:tcW w:type="dxa" w:w="596"/>
+          </w:tcPr>
+          <w:p>
+            <w:r>
               <w:t>0.990</w:t>
             </w:r>
           </w:p>
         </w:tc>
         <w:tc>
           <w:tcPr>
-            <w:tcW w:w="0" w:type="auto"/>
-            <w:tcBorders>
-              <w:top w:val="single" w:sz="6" w:space="0" w:color="000000"/>
-              <w:left w:val="single" w:sz="6" w:space="0" w:color="000000"/>
-              <w:bottom w:val="single" w:sz="6" w:space="0" w:color="000000"/>
-              <w:right w:val="single" w:sz="6" w:space="0" w:color="000000"/>
-            </w:tcBorders>
-            <w:tcMar>
-              <w:top w:w="30" w:type="dxa"/>
-              <w:left w:w="75" w:type="dxa"/>
-              <w:bottom w:w="30" w:type="dxa"/>
-              <w:right w:w="75" w:type="dxa"/>
-            </w:tcMar>
-            <w:vAlign w:val="center"/>
-            <w:hideMark/>
-          </w:tcPr>
-          <w:p>
-            <w:pPr>
-              <w:spacing w:before="90" w:after="90"/>
-              <w:jc w:val="center"/>
-              <w:rPr>
-                <w:rFonts w:ascii="Times New Roman" w:hAnsi="Times New Roman" w:cs="Times New Roman"/>
-                <w:color w:val="000000"/>
-                <w:sz w:val="19"/>
-                <w:szCs w:val="19"/>
-              </w:rPr>
-            </w:pPr>
-            <w:r>
-              <w:rPr>
-                <w:rFonts w:ascii="Times New Roman" w:hAnsi="Times New Roman" w:cs="Times New Roman"/>
-                <w:b/>
-                <w:bCs/>
-                <w:color w:val="000000"/>
-                <w:sz w:val="19"/>
-                <w:szCs w:val="19"/>
-              </w:rPr>
+            <w:tcW w:type="dxa" w:w="906"/>
+          </w:tcPr>
+          <w:p>
+            <w:r>
               <w:t>0.918</w:t>
             </w:r>
           </w:p>
@@ -4028,8 +3365,7 @@
           <w:sz w:val="21"/>
           <w:szCs w:val="21"/>
         </w:rPr>
-        <w:lastRenderedPageBreak/>
-        <w:t>注</w:t>
+        <w:t>注:各深度模型均为单 seed(42)结果,SOTA 深度模型的 PR-AUC 均低于 GBDT。Token-Attn 采用查准率优先的默认阈值,故 Recall 略低于 Bi-LSTM 而 Precision 与 F1 显著更优;对漏检敏感的场景可通过调低阈值提升召回。</w:t>
       </w:r>
       <w:r>
         <w:rPr>
@@ -4040,7 +3376,6 @@
           <w:sz w:val="21"/>
           <w:szCs w:val="21"/>
         </w:rPr>
-        <w:t xml:space="preserve">:Token-Attn </w:t>
       </w:r>
       <w:r>
         <w:rPr>
@@ -4051,7 +3386,6 @@
           <w:sz w:val="21"/>
           <w:szCs w:val="21"/>
         </w:rPr>
-        <w:t>采用查准率优先的默认阈值</w:t>
       </w:r>
       <w:r>
         <w:rPr>
@@ -4062,7 +3396,6 @@
           <w:sz w:val="21"/>
           <w:szCs w:val="21"/>
         </w:rPr>
-        <w:t>,</w:t>
       </w:r>
       <w:r>
         <w:rPr>
@@ -4073,7 +3406,6 @@
           <w:sz w:val="21"/>
           <w:szCs w:val="21"/>
         </w:rPr>
-        <w:t>故</w:t>
       </w:r>
       <w:r>
         <w:rPr>
@@ -4084,7 +3416,6 @@
           <w:sz w:val="21"/>
           <w:szCs w:val="21"/>
         </w:rPr>
-        <w:t xml:space="preserve"> Recall </w:t>
       </w:r>
       <w:r>
         <w:rPr>
@@ -4095,7 +3426,6 @@
           <w:sz w:val="21"/>
           <w:szCs w:val="21"/>
         </w:rPr>
-        <w:t>略低于</w:t>
       </w:r>
       <w:r>
         <w:rPr>
@@ -4106,7 +3436,6 @@
           <w:sz w:val="21"/>
           <w:szCs w:val="21"/>
         </w:rPr>
-        <w:t xml:space="preserve"> Bi-LSTM </w:t>
       </w:r>
       <w:r>
         <w:rPr>
@@ -4117,7 +3446,6 @@
           <w:sz w:val="21"/>
           <w:szCs w:val="21"/>
         </w:rPr>
-        <w:t>而</w:t>
       </w:r>
       <w:r>
         <w:rPr>
@@ -4128,7 +3456,6 @@
           <w:sz w:val="21"/>
           <w:szCs w:val="21"/>
         </w:rPr>
-        <w:t xml:space="preserve"> Precision </w:t>
       </w:r>
       <w:r>
         <w:rPr>
@@ -4139,7 +3466,6 @@
           <w:sz w:val="21"/>
           <w:szCs w:val="21"/>
         </w:rPr>
-        <w:t>与</w:t>
       </w:r>
       <w:r>
         <w:rPr>
@@ -4150,7 +3476,6 @@
           <w:sz w:val="21"/>
           <w:szCs w:val="21"/>
         </w:rPr>
-        <w:t xml:space="preserve"> F1 </w:t>
       </w:r>
       <w:r>
         <w:rPr>
@@ -4161,7 +3486,6 @@
           <w:sz w:val="21"/>
           <w:szCs w:val="21"/>
         </w:rPr>
-        <w:t>显著更优</w:t>
       </w:r>
       <w:r>
         <w:rPr>
@@ -4172,7 +3496,6 @@
           <w:sz w:val="21"/>
           <w:szCs w:val="21"/>
         </w:rPr>
-        <w:t>;</w:t>
       </w:r>
       <w:r>
         <w:rPr>
@@ -4183,7 +3506,6 @@
           <w:sz w:val="21"/>
           <w:szCs w:val="21"/>
         </w:rPr>
-        <w:t>对漏检敏感的场景可通过调低阈值提升召回。</w:t>
       </w:r>
     </w:p>
     <w:p>
@@ -4205,7 +3527,7 @@
           <w:sz w:val="21"/>
           <w:szCs w:val="21"/>
         </w:rPr>
-        <w:t>成因机制</w:t>
+        <w:t>成因机制(由三路归因与 129 个故障样本实测导出):三路归因表明枪温统计量与基础统计量主导判别,异常时注意力向中后段漂移。129 个测试故障分为电气中断型(95.3%)与超温型(4.7%);故障本质是"高功率未衰减的异常终止"(末端 SOC 84% vs 正常 98%),温度升高是充电时长的伴随结果而非原因。</w:t>
       </w:r>
       <w:r>
         <w:rPr>
@@ -4216,160 +3538,142 @@
           <w:sz w:val="21"/>
           <w:szCs w:val="21"/>
         </w:rPr>
-        <w:t>:</w:t>
-      </w:r>
-      <w:r>
-        <w:rPr>
-          <w:rFonts w:ascii="Times New Roman" w:hAnsi="Times New Roman" w:cs="Times New Roman"/>
-          <w:color w:val="000000"/>
-          <w:sz w:val="21"/>
-          <w:szCs w:val="21"/>
-        </w:rPr>
-        <w:t>三路归因表明枪温统计量与基础统计量主导判别</w:t>
-      </w:r>
-      <w:r>
-        <w:rPr>
-          <w:rFonts w:ascii="Times New Roman" w:hAnsi="Times New Roman" w:cs="Times New Roman"/>
-          <w:color w:val="000000"/>
-          <w:sz w:val="21"/>
-          <w:szCs w:val="21"/>
-        </w:rPr>
-        <w:t>,</w:t>
-      </w:r>
-      <w:r>
-        <w:rPr>
-          <w:rFonts w:ascii="Times New Roman" w:hAnsi="Times New Roman" w:cs="Times New Roman"/>
-          <w:color w:val="000000"/>
-          <w:sz w:val="21"/>
-          <w:szCs w:val="21"/>
-        </w:rPr>
-        <w:t>异常时注意力向中后段漂移。</w:t>
-      </w:r>
-      <w:r>
-        <w:rPr>
-          <w:rFonts w:ascii="Times New Roman" w:hAnsi="Times New Roman" w:cs="Times New Roman"/>
-          <w:color w:val="000000"/>
-          <w:sz w:val="21"/>
-          <w:szCs w:val="21"/>
-        </w:rPr>
-        <w:t xml:space="preserve">129 </w:t>
-      </w:r>
-      <w:r>
-        <w:rPr>
-          <w:rFonts w:ascii="Times New Roman" w:hAnsi="Times New Roman" w:cs="Times New Roman"/>
-          <w:color w:val="000000"/>
-          <w:sz w:val="21"/>
-          <w:szCs w:val="21"/>
-        </w:rPr>
-        <w:t>个测试故障分为电气中断型</w:t>
-      </w:r>
-      <w:r>
-        <w:rPr>
-          <w:rFonts w:ascii="Times New Roman" w:hAnsi="Times New Roman" w:cs="Times New Roman"/>
-          <w:color w:val="000000"/>
-          <w:sz w:val="21"/>
-          <w:szCs w:val="21"/>
-        </w:rPr>
-        <w:t>(95.3%)</w:t>
-      </w:r>
-      <w:r>
-        <w:rPr>
-          <w:rFonts w:ascii="Times New Roman" w:hAnsi="Times New Roman" w:cs="Times New Roman"/>
-          <w:color w:val="000000"/>
-          <w:sz w:val="21"/>
-          <w:szCs w:val="21"/>
-        </w:rPr>
-        <w:t>与超温型</w:t>
-      </w:r>
-      <w:r>
-        <w:rPr>
-          <w:rFonts w:ascii="Times New Roman" w:hAnsi="Times New Roman" w:cs="Times New Roman"/>
-          <w:color w:val="000000"/>
-          <w:sz w:val="21"/>
-          <w:szCs w:val="21"/>
-        </w:rPr>
-        <w:t>(4.7%);</w:t>
-      </w:r>
-      <w:r>
-        <w:rPr>
-          <w:rFonts w:ascii="Times New Roman" w:hAnsi="Times New Roman" w:cs="Times New Roman"/>
-          <w:color w:val="000000"/>
-          <w:sz w:val="21"/>
-          <w:szCs w:val="21"/>
-        </w:rPr>
-        <w:t>故障本质是</w:t>
-      </w:r>
-      <w:r>
-        <w:rPr>
-          <w:rFonts w:ascii="Times New Roman" w:hAnsi="Times New Roman" w:cs="Times New Roman"/>
-          <w:color w:val="000000"/>
-          <w:sz w:val="21"/>
-          <w:szCs w:val="21"/>
-        </w:rPr>
-        <w:t>"</w:t>
-      </w:r>
-      <w:r>
-        <w:rPr>
-          <w:rFonts w:ascii="Times New Roman" w:hAnsi="Times New Roman" w:cs="Times New Roman"/>
-          <w:color w:val="000000"/>
-          <w:sz w:val="21"/>
-          <w:szCs w:val="21"/>
-        </w:rPr>
-        <w:t>高功率未衰减的异常终止</w:t>
-      </w:r>
-      <w:r>
-        <w:rPr>
-          <w:rFonts w:ascii="Times New Roman" w:hAnsi="Times New Roman" w:cs="Times New Roman"/>
-          <w:color w:val="000000"/>
-          <w:sz w:val="21"/>
-          <w:szCs w:val="21"/>
-        </w:rPr>
-        <w:t>"(</w:t>
-      </w:r>
-      <w:r>
-        <w:rPr>
-          <w:rFonts w:ascii="Times New Roman" w:hAnsi="Times New Roman" w:cs="Times New Roman"/>
-          <w:color w:val="000000"/>
-          <w:sz w:val="21"/>
-          <w:szCs w:val="21"/>
-        </w:rPr>
-        <w:t>末端</w:t>
-      </w:r>
-      <w:r>
-        <w:rPr>
-          <w:rFonts w:ascii="Times New Roman" w:hAnsi="Times New Roman" w:cs="Times New Roman"/>
-          <w:color w:val="000000"/>
-          <w:sz w:val="21"/>
-          <w:szCs w:val="21"/>
-        </w:rPr>
-        <w:t xml:space="preserve"> SOC 84% vs </w:t>
-      </w:r>
-      <w:r>
-        <w:rPr>
-          <w:rFonts w:ascii="Times New Roman" w:hAnsi="Times New Roman" w:cs="Times New Roman"/>
-          <w:color w:val="000000"/>
-          <w:sz w:val="21"/>
-          <w:szCs w:val="21"/>
-        </w:rPr>
-        <w:t>正常</w:t>
-      </w:r>
-      <w:r>
-        <w:rPr>
-          <w:rFonts w:ascii="Times New Roman" w:hAnsi="Times New Roman" w:cs="Times New Roman"/>
-          <w:color w:val="000000"/>
-          <w:sz w:val="21"/>
-          <w:szCs w:val="21"/>
-        </w:rPr>
-        <w:t xml:space="preserve"> 98%),</w:t>
-      </w:r>
-      <w:r>
-        <w:rPr>
-          <w:rFonts w:ascii="Times New Roman" w:hAnsi="Times New Roman" w:cs="Times New Roman"/>
-          <w:color w:val="000000"/>
-          <w:sz w:val="21"/>
-          <w:szCs w:val="21"/>
-        </w:rPr>
-        <w:t>温度升高是充电时长的伴随结果而非原因。</w:t>
+      </w:r>
+      <w:r>
+        <w:rPr>
+          <w:rFonts w:ascii="Times New Roman" w:hAnsi="Times New Roman" w:cs="Times New Roman"/>
+          <w:color w:val="000000"/>
+          <w:sz w:val="21"/>
+          <w:szCs w:val="21"/>
+        </w:rPr>
+      </w:r>
+      <w:r>
+        <w:rPr>
+          <w:rFonts w:ascii="Times New Roman" w:hAnsi="Times New Roman" w:cs="Times New Roman"/>
+          <w:color w:val="000000"/>
+          <w:sz w:val="21"/>
+          <w:szCs w:val="21"/>
+        </w:rPr>
+      </w:r>
+      <w:r>
+        <w:rPr>
+          <w:rFonts w:ascii="Times New Roman" w:hAnsi="Times New Roman" w:cs="Times New Roman"/>
+          <w:color w:val="000000"/>
+          <w:sz w:val="21"/>
+          <w:szCs w:val="21"/>
+        </w:rPr>
+      </w:r>
+      <w:r>
+        <w:rPr>
+          <w:rFonts w:ascii="Times New Roman" w:hAnsi="Times New Roman" w:cs="Times New Roman"/>
+          <w:color w:val="000000"/>
+          <w:sz w:val="21"/>
+          <w:szCs w:val="21"/>
+        </w:rPr>
+      </w:r>
+      <w:r>
+        <w:rPr>
+          <w:rFonts w:ascii="Times New Roman" w:hAnsi="Times New Roman" w:cs="Times New Roman"/>
+          <w:color w:val="000000"/>
+          <w:sz w:val="21"/>
+          <w:szCs w:val="21"/>
+        </w:rPr>
+      </w:r>
+      <w:r>
+        <w:rPr>
+          <w:rFonts w:ascii="Times New Roman" w:hAnsi="Times New Roman" w:cs="Times New Roman"/>
+          <w:color w:val="000000"/>
+          <w:sz w:val="21"/>
+          <w:szCs w:val="21"/>
+        </w:rPr>
+      </w:r>
+      <w:r>
+        <w:rPr>
+          <w:rFonts w:ascii="Times New Roman" w:hAnsi="Times New Roman" w:cs="Times New Roman"/>
+          <w:color w:val="000000"/>
+          <w:sz w:val="21"/>
+          <w:szCs w:val="21"/>
+        </w:rPr>
+      </w:r>
+      <w:r>
+        <w:rPr>
+          <w:rFonts w:ascii="Times New Roman" w:hAnsi="Times New Roman" w:cs="Times New Roman"/>
+          <w:color w:val="000000"/>
+          <w:sz w:val="21"/>
+          <w:szCs w:val="21"/>
+        </w:rPr>
+      </w:r>
+      <w:r>
+        <w:rPr>
+          <w:rFonts w:ascii="Times New Roman" w:hAnsi="Times New Roman" w:cs="Times New Roman"/>
+          <w:color w:val="000000"/>
+          <w:sz w:val="21"/>
+          <w:szCs w:val="21"/>
+        </w:rPr>
+      </w:r>
+      <w:r>
+        <w:rPr>
+          <w:rFonts w:ascii="Times New Roman" w:hAnsi="Times New Roman" w:cs="Times New Roman"/>
+          <w:color w:val="000000"/>
+          <w:sz w:val="21"/>
+          <w:szCs w:val="21"/>
+        </w:rPr>
+      </w:r>
+      <w:r>
+        <w:rPr>
+          <w:rFonts w:ascii="Times New Roman" w:hAnsi="Times New Roman" w:cs="Times New Roman"/>
+          <w:color w:val="000000"/>
+          <w:sz w:val="21"/>
+          <w:szCs w:val="21"/>
+        </w:rPr>
+      </w:r>
+      <w:r>
+        <w:rPr>
+          <w:rFonts w:ascii="Times New Roman" w:hAnsi="Times New Roman" w:cs="Times New Roman"/>
+          <w:color w:val="000000"/>
+          <w:sz w:val="21"/>
+          <w:szCs w:val="21"/>
+        </w:rPr>
+      </w:r>
+      <w:r>
+        <w:rPr>
+          <w:rFonts w:ascii="Times New Roman" w:hAnsi="Times New Roman" w:cs="Times New Roman"/>
+          <w:color w:val="000000"/>
+          <w:sz w:val="21"/>
+          <w:szCs w:val="21"/>
+        </w:rPr>
+      </w:r>
+      <w:r>
+        <w:rPr>
+          <w:rFonts w:ascii="Times New Roman" w:hAnsi="Times New Roman" w:cs="Times New Roman"/>
+          <w:color w:val="000000"/>
+          <w:sz w:val="21"/>
+          <w:szCs w:val="21"/>
+        </w:rPr>
+      </w:r>
+      <w:r>
+        <w:rPr>
+          <w:rFonts w:ascii="Times New Roman" w:hAnsi="Times New Roman" w:cs="Times New Roman"/>
+          <w:color w:val="000000"/>
+          <w:sz w:val="21"/>
+          <w:szCs w:val="21"/>
+        </w:rPr>
+      </w:r>
+      <w:r>
+        <w:rPr>
+          <w:rFonts w:ascii="Times New Roman" w:hAnsi="Times New Roman" w:cs="Times New Roman"/>
+          <w:color w:val="000000"/>
+          <w:sz w:val="21"/>
+          <w:szCs w:val="21"/>
+        </w:rPr>
+      </w:r>
+      <w:r>
+        <w:rPr>
+          <w:rFonts w:ascii="Times New Roman" w:hAnsi="Times New Roman" w:cs="Times New Roman"/>
+          <w:color w:val="000000"/>
+          <w:sz w:val="21"/>
+          <w:szCs w:val="21"/>
+        </w:rPr>
       </w:r>
     </w:p>
     <w:p>
